--- a/documentation/testing/Testing_Bug_Fixing _Documentation.docx
+++ b/documentation/testing/Testing_Bug_Fixing _Documentation.docx
@@ -107,12 +107,6 @@
         <w:gridCol w:w="4500"/>
       </w:tblGrid>
       <w:tr>
-        <w:tblPrEx>
-          <w:tblCellMar>
-            <w:top w:w="0" w:type="dxa"/>
-            <w:bottom w:w="0" w:type="dxa"/>
-          </w:tblCellMar>
-        </w:tblPrEx>
         <w:trPr>
           <w:tblHeader/>
         </w:trPr>
@@ -166,12 +160,6 @@
         </w:tc>
       </w:tr>
       <w:tr>
-        <w:tblPrEx>
-          <w:tblCellMar>
-            <w:top w:w="0" w:type="dxa"/>
-            <w:bottom w:w="0" w:type="dxa"/>
-          </w:tblCellMar>
-        </w:tblPrEx>
         <w:tc>
           <w:tcPr>
             <w:tcW w:w="4500" w:type="dxa"/>
@@ -214,12 +202,6 @@
         </w:tc>
       </w:tr>
       <w:tr>
-        <w:tblPrEx>
-          <w:tblCellMar>
-            <w:top w:w="0" w:type="dxa"/>
-            <w:bottom w:w="0" w:type="dxa"/>
-          </w:tblCellMar>
-        </w:tblPrEx>
         <w:tc>
           <w:tcPr>
             <w:tcW w:w="4500" w:type="dxa"/>
@@ -264,12 +246,6 @@
         </w:tc>
       </w:tr>
       <w:tr>
-        <w:tblPrEx>
-          <w:tblCellMar>
-            <w:top w:w="0" w:type="dxa"/>
-            <w:bottom w:w="0" w:type="dxa"/>
-          </w:tblCellMar>
-        </w:tblPrEx>
         <w:tc>
           <w:tcPr>
             <w:tcW w:w="4500" w:type="dxa"/>
@@ -312,12 +288,6 @@
         </w:tc>
       </w:tr>
       <w:tr>
-        <w:tblPrEx>
-          <w:tblCellMar>
-            <w:top w:w="0" w:type="dxa"/>
-            <w:bottom w:w="0" w:type="dxa"/>
-          </w:tblCellMar>
-        </w:tblPrEx>
         <w:tc>
           <w:tcPr>
             <w:tcW w:w="4500" w:type="dxa"/>
@@ -362,12 +332,6 @@
         </w:tc>
       </w:tr>
       <w:tr>
-        <w:tblPrEx>
-          <w:tblCellMar>
-            <w:top w:w="0" w:type="dxa"/>
-            <w:bottom w:w="0" w:type="dxa"/>
-          </w:tblCellMar>
-        </w:tblPrEx>
         <w:tc>
           <w:tcPr>
             <w:tcW w:w="4500" w:type="dxa"/>
@@ -410,12 +374,6 @@
         </w:tc>
       </w:tr>
       <w:tr>
-        <w:tblPrEx>
-          <w:tblCellMar>
-            <w:top w:w="0" w:type="dxa"/>
-            <w:bottom w:w="0" w:type="dxa"/>
-          </w:tblCellMar>
-        </w:tblPrEx>
         <w:tc>
           <w:tcPr>
             <w:tcW w:w="4500" w:type="dxa"/>
@@ -460,12 +418,6 @@
         </w:tc>
       </w:tr>
       <w:tr>
-        <w:tblPrEx>
-          <w:tblCellMar>
-            <w:top w:w="0" w:type="dxa"/>
-            <w:bottom w:w="0" w:type="dxa"/>
-          </w:tblCellMar>
-        </w:tblPrEx>
         <w:tc>
           <w:tcPr>
             <w:tcW w:w="4500" w:type="dxa"/>
@@ -508,12 +460,6 @@
         </w:tc>
       </w:tr>
       <w:tr>
-        <w:tblPrEx>
-          <w:tblCellMar>
-            <w:top w:w="0" w:type="dxa"/>
-            <w:bottom w:w="0" w:type="dxa"/>
-          </w:tblCellMar>
-        </w:tblPrEx>
         <w:tc>
           <w:tcPr>
             <w:tcW w:w="4500" w:type="dxa"/>
@@ -552,23 +498,7 @@
                 <w:sz w:val="18"/>
                 <w:szCs w:val="18"/>
               </w:rPr>
-              <w:t>Dark (</w:t>
-            </w:r>
-            <w:proofErr w:type="gramStart"/>
-            <w:r>
-              <w:rPr>
-                <w:sz w:val="18"/>
-                <w:szCs w:val="18"/>
-              </w:rPr>
-              <w:t>default :root</w:t>
-            </w:r>
-            <w:proofErr w:type="gramEnd"/>
-            <w:r>
-              <w:rPr>
-                <w:sz w:val="18"/>
-                <w:szCs w:val="18"/>
-              </w:rPr>
-              <w:t>) and Light ([data-theme="light"])</w:t>
+              <w:t>Dark (default :root) and Light ([data-theme="light"])</w:t>
             </w:r>
           </w:p>
         </w:tc>
@@ -625,12 +555,6 @@
         <w:gridCol w:w="1200"/>
       </w:tblGrid>
       <w:tr>
-        <w:tblPrEx>
-          <w:tblCellMar>
-            <w:top w:w="0" w:type="dxa"/>
-            <w:bottom w:w="0" w:type="dxa"/>
-          </w:tblCellMar>
-        </w:tblPrEx>
         <w:trPr>
           <w:tblHeader/>
         </w:trPr>
@@ -756,12 +680,6 @@
         </w:tc>
       </w:tr>
       <w:tr>
-        <w:tblPrEx>
-          <w:tblCellMar>
-            <w:top w:w="0" w:type="dxa"/>
-            <w:bottom w:w="0" w:type="dxa"/>
-          </w:tblCellMar>
-        </w:tblPrEx>
         <w:tc>
           <w:tcPr>
             <w:tcW w:w="700" w:type="dxa"/>
@@ -864,12 +782,6 @@
         </w:tc>
       </w:tr>
       <w:tr>
-        <w:tblPrEx>
-          <w:tblCellMar>
-            <w:top w:w="0" w:type="dxa"/>
-            <w:bottom w:w="0" w:type="dxa"/>
-          </w:tblCellMar>
-        </w:tblPrEx>
         <w:tc>
           <w:tcPr>
             <w:tcW w:w="700" w:type="dxa"/>
@@ -950,23 +862,7 @@
                 <w:sz w:val="18"/>
                 <w:szCs w:val="18"/>
               </w:rPr>
-              <w:t xml:space="preserve">KPIs, heat map, map, scatter all </w:t>
-            </w:r>
-            <w:proofErr w:type="gramStart"/>
-            <w:r>
-              <w:rPr>
-                <w:sz w:val="18"/>
-                <w:szCs w:val="18"/>
-              </w:rPr>
-              <w:t>recompute</w:t>
-            </w:r>
-            <w:proofErr w:type="gramEnd"/>
-            <w:r>
-              <w:rPr>
-                <w:sz w:val="18"/>
-                <w:szCs w:val="18"/>
-              </w:rPr>
-              <w:t xml:space="preserve"> to Astoria-only figures</w:t>
+              <w:t>KPIs, heat map, map, scatter all recompute to Astoria-only figures</w:t>
             </w:r>
           </w:p>
         </w:tc>
@@ -993,12 +889,6 @@
         </w:tc>
       </w:tr>
       <w:tr>
-        <w:tblPrEx>
-          <w:tblCellMar>
-            <w:top w:w="0" w:type="dxa"/>
-            <w:bottom w:w="0" w:type="dxa"/>
-          </w:tblCellMar>
-        </w:tblPrEx>
         <w:tc>
           <w:tcPr>
             <w:tcW w:w="700" w:type="dxa"/>
@@ -1101,12 +991,6 @@
         </w:tc>
       </w:tr>
       <w:tr>
-        <w:tblPrEx>
-          <w:tblCellMar>
-            <w:top w:w="0" w:type="dxa"/>
-            <w:bottom w:w="0" w:type="dxa"/>
-          </w:tblCellMar>
-        </w:tblPrEx>
         <w:tc>
           <w:tcPr>
             <w:tcW w:w="700" w:type="dxa"/>
@@ -1214,12 +1098,6 @@
         </w:tc>
       </w:tr>
       <w:tr>
-        <w:tblPrEx>
-          <w:tblCellMar>
-            <w:top w:w="0" w:type="dxa"/>
-            <w:bottom w:w="0" w:type="dxa"/>
-          </w:tblCellMar>
-        </w:tblPrEx>
         <w:tc>
           <w:tcPr>
             <w:tcW w:w="700" w:type="dxa"/>
@@ -1322,12 +1200,6 @@
         </w:tc>
       </w:tr>
       <w:tr>
-        <w:tblPrEx>
-          <w:tblCellMar>
-            <w:top w:w="0" w:type="dxa"/>
-            <w:bottom w:w="0" w:type="dxa"/>
-          </w:tblCellMar>
-        </w:tblPrEx>
         <w:tc>
           <w:tcPr>
             <w:tcW w:w="700" w:type="dxa"/>
@@ -1424,23 +1296,7 @@
                 <w:sz w:val="18"/>
                 <w:szCs w:val="18"/>
               </w:rPr>
-              <w:t xml:space="preserve"> releases, zoom resets, then </w:t>
-            </w:r>
-            <w:proofErr w:type="gramStart"/>
-            <w:r>
-              <w:rPr>
-                <w:sz w:val="18"/>
-                <w:szCs w:val="18"/>
-              </w:rPr>
-              <w:t>draw(</w:t>
-            </w:r>
-            <w:proofErr w:type="gramEnd"/>
-            <w:r>
-              <w:rPr>
-                <w:sz w:val="18"/>
-                <w:szCs w:val="18"/>
-              </w:rPr>
-              <w:t>) re-runs</w:t>
+              <w:t xml:space="preserve"> releases, zoom resets, then draw() re-runs</w:t>
             </w:r>
           </w:p>
         </w:tc>
@@ -1467,12 +1323,6 @@
         </w:tc>
       </w:tr>
       <w:tr>
-        <w:tblPrEx>
-          <w:tblCellMar>
-            <w:top w:w="0" w:type="dxa"/>
-            <w:bottom w:w="0" w:type="dxa"/>
-          </w:tblCellMar>
-        </w:tblPrEx>
         <w:tc>
           <w:tcPr>
             <w:tcW w:w="700" w:type="dxa"/>
@@ -1549,23 +1399,7 @@
                 <w:sz w:val="18"/>
                 <w:szCs w:val="18"/>
               </w:rPr>
-              <w:t xml:space="preserve">That store's points disappear from the scatter </w:t>
-            </w:r>
-            <w:proofErr w:type="gramStart"/>
-            <w:r>
-              <w:rPr>
-                <w:sz w:val="18"/>
-                <w:szCs w:val="18"/>
-              </w:rPr>
-              <w:t>plot</w:t>
-            </w:r>
-            <w:proofErr w:type="gramEnd"/>
-            <w:r>
-              <w:rPr>
-                <w:sz w:val="18"/>
-                <w:szCs w:val="18"/>
-              </w:rPr>
-              <w:t xml:space="preserve"> and its rows drop out of KPIs; the map circle and Store dropdown are unaffected</w:t>
+              <w:t>That store's points disappear from the scatter plot and its rows drop out of KPIs; the map circle and Store dropdown are unaffected</w:t>
             </w:r>
           </w:p>
         </w:tc>
@@ -1591,12 +1425,6 @@
         </w:tc>
       </w:tr>
       <w:tr>
-        <w:tblPrEx>
-          <w:tblCellMar>
-            <w:top w:w="0" w:type="dxa"/>
-            <w:bottom w:w="0" w:type="dxa"/>
-          </w:tblCellMar>
-        </w:tblPrEx>
         <w:tc>
           <w:tcPr>
             <w:tcW w:w="700" w:type="dxa"/>
@@ -1657,23 +1485,7 @@
                 <w:sz w:val="18"/>
                 <w:szCs w:val="18"/>
               </w:rPr>
-              <w:t xml:space="preserve">Tab to </w:t>
-            </w:r>
-            <w:proofErr w:type="gramStart"/>
-            <w:r>
-              <w:rPr>
-                <w:sz w:val="18"/>
-                <w:szCs w:val="18"/>
-              </w:rPr>
-              <w:t>a chip</w:t>
-            </w:r>
-            <w:proofErr w:type="gramEnd"/>
-            <w:r>
-              <w:rPr>
-                <w:sz w:val="18"/>
-                <w:szCs w:val="18"/>
-              </w:rPr>
-              <w:t>, press Enter / Space</w:t>
+              <w:t>Tab to a chip, press Enter / Space</w:t>
             </w:r>
           </w:p>
         </w:tc>
@@ -1737,12 +1549,6 @@
         </w:tc>
       </w:tr>
       <w:tr>
-        <w:tblPrEx>
-          <w:tblCellMar>
-            <w:top w:w="0" w:type="dxa"/>
-            <w:bottom w:w="0" w:type="dxa"/>
-          </w:tblCellMar>
-        </w:tblPrEx>
         <w:tc>
           <w:tcPr>
             <w:tcW w:w="700" w:type="dxa"/>
@@ -1779,23 +1585,7 @@
                 <w:sz w:val="18"/>
                 <w:szCs w:val="18"/>
               </w:rPr>
-              <w:t xml:space="preserve">Map circle </w:t>
-            </w:r>
-            <w:proofErr w:type="gramStart"/>
-            <w:r>
-              <w:rPr>
-                <w:sz w:val="18"/>
-                <w:szCs w:val="18"/>
-              </w:rPr>
-              <w:t>(.bubble</w:t>
-            </w:r>
-            <w:proofErr w:type="gramEnd"/>
-            <w:r>
-              <w:rPr>
-                <w:sz w:val="18"/>
-                <w:szCs w:val="18"/>
-              </w:rPr>
-              <w:t>) is keyboard-accessible</w:t>
+              <w:t>Map circle (.bubble) is keyboard-accessible</w:t>
             </w:r>
           </w:p>
         </w:tc>
@@ -1861,12 +1651,6 @@
         </w:tc>
       </w:tr>
       <w:tr>
-        <w:tblPrEx>
-          <w:tblCellMar>
-            <w:top w:w="0" w:type="dxa"/>
-            <w:bottom w:w="0" w:type="dxa"/>
-          </w:tblCellMar>
-        </w:tblPrEx>
         <w:tc>
           <w:tcPr>
             <w:tcW w:w="700" w:type="dxa"/>
@@ -1955,18 +1739,9 @@
                 <w:sz w:val="18"/>
                 <w:szCs w:val="18"/>
               </w:rPr>
-              <w:t>scroll-</w:t>
-            </w:r>
-            <w:proofErr w:type="gramStart"/>
-            <w:r>
-              <w:rPr>
-                <w:sz w:val="18"/>
-                <w:szCs w:val="18"/>
-              </w:rPr>
-              <w:t>behavior:smooth</w:t>
+              <w:t>scroll-behavior:smooth</w:t>
             </w:r>
             <w:proofErr w:type="spellEnd"/>
-            <w:proofErr w:type="gramEnd"/>
             <w:r>
               <w:rPr>
                 <w:sz w:val="18"/>
@@ -1999,12 +1774,6 @@
         </w:tc>
       </w:tr>
       <w:tr>
-        <w:tblPrEx>
-          <w:tblCellMar>
-            <w:top w:w="0" w:type="dxa"/>
-            <w:bottom w:w="0" w:type="dxa"/>
-          </w:tblCellMar>
-        </w:tblPrEx>
         <w:tc>
           <w:tcPr>
             <w:tcW w:w="700" w:type="dxa"/>
@@ -2076,21 +1845,12 @@
             </w:tcMar>
           </w:tcPr>
           <w:p>
-            <w:proofErr w:type="gramStart"/>
-            <w:r>
-              <w:rPr>
-                <w:sz w:val="18"/>
-                <w:szCs w:val="18"/>
-              </w:rPr>
-              <w:t>Cross-hair</w:t>
-            </w:r>
-            <w:proofErr w:type="gramEnd"/>
-            <w:r>
-              <w:rPr>
-                <w:sz w:val="18"/>
-                <w:szCs w:val="18"/>
-              </w:rPr>
-              <w:t>/highlight stays fixed on that hour/day until clicked again or Clear is pressed</w:t>
+            <w:r>
+              <w:rPr>
+                <w:sz w:val="18"/>
+                <w:szCs w:val="18"/>
+              </w:rPr>
+              <w:t>Cross-hair/highlight stays fixed on that hour/day until clicked again or Clear is pressed</w:t>
             </w:r>
           </w:p>
         </w:tc>
@@ -2116,12 +1876,6 @@
         </w:tc>
       </w:tr>
       <w:tr>
-        <w:tblPrEx>
-          <w:tblCellMar>
-            <w:top w:w="0" w:type="dxa"/>
-            <w:bottom w:w="0" w:type="dxa"/>
-          </w:tblCellMar>
-        </w:tblPrEx>
         <w:tc>
           <w:tcPr>
             <w:tcW w:w="700" w:type="dxa"/>
@@ -2229,12 +1983,6 @@
         </w:tc>
       </w:tr>
       <w:tr>
-        <w:tblPrEx>
-          <w:tblCellMar>
-            <w:top w:w="0" w:type="dxa"/>
-            <w:bottom w:w="0" w:type="dxa"/>
-          </w:tblCellMar>
-        </w:tblPrEx>
         <w:tc>
           <w:tcPr>
             <w:tcW w:w="700" w:type="dxa"/>
@@ -2337,12 +2085,6 @@
         </w:tc>
       </w:tr>
       <w:tr>
-        <w:tblPrEx>
-          <w:tblCellMar>
-            <w:top w:w="0" w:type="dxa"/>
-            <w:bottom w:w="0" w:type="dxa"/>
-          </w:tblCellMar>
-        </w:tblPrEx>
         <w:tc>
           <w:tcPr>
             <w:tcW w:w="700" w:type="dxa"/>
@@ -2426,7 +2168,6 @@
               <w:t>Scatter returns to full domain; button hides again (</w:t>
             </w:r>
             <w:proofErr w:type="spellStart"/>
-            <w:proofErr w:type="gramStart"/>
             <w:r>
               <w:rPr>
                 <w:sz w:val="18"/>
@@ -2440,15 +2181,7 @@
                 <w:sz w:val="18"/>
                 <w:szCs w:val="18"/>
               </w:rPr>
-              <w:t>(</w:t>
-            </w:r>
-            <w:proofErr w:type="gramEnd"/>
-            <w:r>
-              <w:rPr>
-                <w:sz w:val="18"/>
-                <w:szCs w:val="18"/>
-              </w:rPr>
-              <w:t>"hidden", …))</w:t>
+              <w:t>("hidden", …))</w:t>
             </w:r>
           </w:p>
         </w:tc>
@@ -2475,12 +2208,6 @@
         </w:tc>
       </w:tr>
       <w:tr>
-        <w:tblPrEx>
-          <w:tblCellMar>
-            <w:top w:w="0" w:type="dxa"/>
-            <w:bottom w:w="0" w:type="dxa"/>
-          </w:tblCellMar>
-        </w:tblPrEx>
         <w:tc>
           <w:tcPr>
             <w:tcW w:w="700" w:type="dxa"/>
@@ -2573,17 +2300,43 @@
                 <w:sz w:val="18"/>
                 <w:szCs w:val="18"/>
               </w:rPr>
-              <w:t xml:space="preserve"> data-theme="light"; button glyph swaps between ☀️ and 🌙; all panels, charts and the tooltip re-</w:t>
-            </w:r>
-            <w:proofErr w:type="spellStart"/>
-            <w:r>
-              <w:rPr>
-                <w:sz w:val="18"/>
-                <w:szCs w:val="18"/>
-              </w:rPr>
-              <w:t>colour</w:t>
-            </w:r>
-            <w:proofErr w:type="spellEnd"/>
+              <w:t xml:space="preserve"> data-theme="light"; button glyph swaps between ☀</w:t>
+            </w:r>
+            <w:r>
+              <w:rPr>
+                <w:sz w:val="18"/>
+                <w:szCs w:val="18"/>
+              </w:rPr>
+              <w:t>️</w:t>
+            </w:r>
+            <w:r>
+              <w:rPr>
+                <w:sz w:val="18"/>
+                <w:szCs w:val="18"/>
+              </w:rPr>
+              <w:t xml:space="preserve"> and </w:t>
+            </w:r>
+            <w:r>
+              <w:rPr>
+                <w:sz w:val="18"/>
+                <w:szCs w:val="18"/>
+              </w:rPr>
+              <w:t>🌙</w:t>
+            </w:r>
+            <w:r>
+              <w:rPr>
+                <w:sz w:val="18"/>
+                <w:szCs w:val="18"/>
+              </w:rPr>
+              <w:t>; all panels, charts and the tooltip re-</w:t>
+            </w:r>
+            <w:r>
+              <w:rPr>
+                <w:sz w:val="18"/>
+                <w:szCs w:val="18"/>
+              </w:rPr>
+              <w:t>color</w:t>
+            </w:r>
             <w:r>
               <w:rPr>
                 <w:sz w:val="18"/>
@@ -2615,12 +2368,6 @@
         </w:tc>
       </w:tr>
       <w:tr>
-        <w:tblPrEx>
-          <w:tblCellMar>
-            <w:top w:w="0" w:type="dxa"/>
-            <w:bottom w:w="0" w:type="dxa"/>
-          </w:tblCellMar>
-        </w:tblPrEx>
         <w:tc>
           <w:tcPr>
             <w:tcW w:w="700" w:type="dxa"/>
@@ -2733,7 +2480,6 @@
             </w:tcMar>
           </w:tcPr>
           <w:p>
-            <w:proofErr w:type="gramStart"/>
             <w:r>
               <w:rPr>
                 <w:sz w:val="18"/>
@@ -2741,7 +2487,6 @@
               </w:rPr>
               <w:t>Fail →</w:t>
             </w:r>
-            <w:proofErr w:type="gramEnd"/>
             <w:r>
               <w:rPr>
                 <w:sz w:val="18"/>
@@ -2753,12 +2498,6 @@
         </w:tc>
       </w:tr>
       <w:tr>
-        <w:tblPrEx>
-          <w:tblCellMar>
-            <w:top w:w="0" w:type="dxa"/>
-            <w:bottom w:w="0" w:type="dxa"/>
-          </w:tblCellMar>
-        </w:tblPrEx>
         <w:tc>
           <w:tcPr>
             <w:tcW w:w="700" w:type="dxa"/>
@@ -2926,12 +2665,6 @@
         <w:gridCol w:w="3330"/>
       </w:tblGrid>
       <w:tr>
-        <w:tblPrEx>
-          <w:tblCellMar>
-            <w:top w:w="0" w:type="dxa"/>
-            <w:bottom w:w="0" w:type="dxa"/>
-          </w:tblCellMar>
-        </w:tblPrEx>
         <w:trPr>
           <w:tblHeader/>
         </w:trPr>
@@ -3033,12 +2766,6 @@
         </w:tc>
       </w:tr>
       <w:tr>
-        <w:tblPrEx>
-          <w:tblCellMar>
-            <w:top w:w="0" w:type="dxa"/>
-            <w:bottom w:w="0" w:type="dxa"/>
-          </w:tblCellMar>
-        </w:tblPrEx>
         <w:tc>
           <w:tcPr>
             <w:tcW w:w="700" w:type="dxa"/>
@@ -3121,12 +2848,6 @@
         </w:tc>
       </w:tr>
       <w:tr>
-        <w:tblPrEx>
-          <w:tblCellMar>
-            <w:top w:w="0" w:type="dxa"/>
-            <w:bottom w:w="0" w:type="dxa"/>
-          </w:tblCellMar>
-        </w:tblPrEx>
         <w:tc>
           <w:tcPr>
             <w:tcW w:w="700" w:type="dxa"/>
@@ -3207,34 +2928,12 @@
                 <w:sz w:val="18"/>
                 <w:szCs w:val="18"/>
               </w:rPr>
-              <w:t xml:space="preserve">Value matches to the cent (allowing </w:t>
-            </w:r>
-            <w:proofErr w:type="gramStart"/>
-            <w:r>
-              <w:rPr>
-                <w:sz w:val="18"/>
-                <w:szCs w:val="18"/>
-              </w:rPr>
-              <w:t>rounding) —</w:t>
-            </w:r>
-            <w:proofErr w:type="gramEnd"/>
-            <w:r>
-              <w:rPr>
-                <w:sz w:val="18"/>
-                <w:szCs w:val="18"/>
-              </w:rPr>
-              <w:t xml:space="preserve"> Pass</w:t>
+              <w:t>Value matches to the cent (allowing rounding) — Pass</w:t>
             </w:r>
           </w:p>
         </w:tc>
       </w:tr>
       <w:tr>
-        <w:tblPrEx>
-          <w:tblCellMar>
-            <w:top w:w="0" w:type="dxa"/>
-            <w:bottom w:w="0" w:type="dxa"/>
-          </w:tblCellMar>
-        </w:tblPrEx>
         <w:tc>
           <w:tcPr>
             <w:tcW w:w="700" w:type="dxa"/>
@@ -3317,12 +3016,6 @@
         </w:tc>
       </w:tr>
       <w:tr>
-        <w:tblPrEx>
-          <w:tblCellMar>
-            <w:top w:w="0" w:type="dxa"/>
-            <w:bottom w:w="0" w:type="dxa"/>
-          </w:tblCellMar>
-        </w:tblPrEx>
         <w:tc>
           <w:tcPr>
             <w:tcW w:w="700" w:type="dxa"/>
@@ -3409,12 +3102,6 @@
         </w:tc>
       </w:tr>
       <w:tr>
-        <w:tblPrEx>
-          <w:tblCellMar>
-            <w:top w:w="0" w:type="dxa"/>
-            <w:bottom w:w="0" w:type="dxa"/>
-          </w:tblCellMar>
-        </w:tblPrEx>
         <w:tc>
           <w:tcPr>
             <w:tcW w:w="700" w:type="dxa"/>
@@ -3497,12 +3184,6 @@
         </w:tc>
       </w:tr>
       <w:tr>
-        <w:tblPrEx>
-          <w:tblCellMar>
-            <w:top w:w="0" w:type="dxa"/>
-            <w:bottom w:w="0" w:type="dxa"/>
-          </w:tblCellMar>
-        </w:tblPrEx>
         <w:tc>
           <w:tcPr>
             <w:tcW w:w="700" w:type="dxa"/>
@@ -3541,23 +3222,7 @@
                 <w:sz w:val="18"/>
                 <w:szCs w:val="18"/>
               </w:rPr>
-              <w:t>Map circle sizing is proportional to revenue (d</w:t>
-            </w:r>
-            <w:proofErr w:type="gramStart"/>
-            <w:r>
-              <w:rPr>
-                <w:sz w:val="18"/>
-                <w:szCs w:val="18"/>
-              </w:rPr>
-              <w:t>3.scaleSqrt</w:t>
-            </w:r>
-            <w:proofErr w:type="gramEnd"/>
-            <w:r>
-              <w:rPr>
-                <w:sz w:val="18"/>
-                <w:szCs w:val="18"/>
-              </w:rPr>
-              <w:t>)</w:t>
+              <w:t>Map circle sizing is proportional to revenue (d3.scaleSqrt)</w:t>
             </w:r>
           </w:p>
         </w:tc>
@@ -3578,23 +3243,7 @@
                 <w:sz w:val="18"/>
                 <w:szCs w:val="18"/>
               </w:rPr>
-              <w:t xml:space="preserve">Compare relative circle </w:t>
-            </w:r>
-            <w:proofErr w:type="gramStart"/>
-            <w:r>
-              <w:rPr>
-                <w:sz w:val="18"/>
-                <w:szCs w:val="18"/>
-              </w:rPr>
-              <w:t>radii</w:t>
-            </w:r>
-            <w:proofErr w:type="gramEnd"/>
-            <w:r>
-              <w:rPr>
-                <w:sz w:val="18"/>
-                <w:szCs w:val="18"/>
-              </w:rPr>
-              <w:t xml:space="preserve"> for the 3 stores against their revenue KPI values</w:t>
+              <w:t>Compare relative circle radii for the 3 stores against their revenue KPI values</w:t>
             </w:r>
           </w:p>
         </w:tc>
@@ -3621,12 +3270,6 @@
         </w:tc>
       </w:tr>
       <w:tr>
-        <w:tblPrEx>
-          <w:tblCellMar>
-            <w:top w:w="0" w:type="dxa"/>
-            <w:bottom w:w="0" w:type="dxa"/>
-          </w:tblCellMar>
-        </w:tblPrEx>
         <w:tc>
           <w:tcPr>
             <w:tcW w:w="700" w:type="dxa"/>
@@ -3684,39 +3327,7 @@
                 <w:sz w:val="18"/>
                 <w:szCs w:val="18"/>
               </w:rPr>
-              <w:t>Apply Month = June, compare #s-</w:t>
-            </w:r>
-            <w:proofErr w:type="gramStart"/>
-            <w:r>
-              <w:rPr>
-                <w:sz w:val="18"/>
-                <w:szCs w:val="18"/>
-              </w:rPr>
-              <w:t>r2, #</w:t>
-            </w:r>
-            <w:proofErr w:type="gramEnd"/>
-            <w:r>
-              <w:rPr>
-                <w:sz w:val="18"/>
-                <w:szCs w:val="18"/>
-              </w:rPr>
-              <w:t>s-</w:t>
-            </w:r>
-            <w:proofErr w:type="gramStart"/>
-            <w:r>
-              <w:rPr>
-                <w:sz w:val="18"/>
-                <w:szCs w:val="18"/>
-              </w:rPr>
-              <w:t>r, #</w:t>
-            </w:r>
-            <w:proofErr w:type="gramEnd"/>
-            <w:r>
-              <w:rPr>
-                <w:sz w:val="18"/>
-                <w:szCs w:val="18"/>
-              </w:rPr>
-              <w:t>s-slope against an independent regression check</w:t>
+              <w:t>Apply Month = June, compare #s-r2, #s-r, #s-slope against an independent regression check</w:t>
             </w:r>
           </w:p>
         </w:tc>
@@ -3742,12 +3353,6 @@
         </w:tc>
       </w:tr>
       <w:tr>
-        <w:tblPrEx>
-          <w:tblCellMar>
-            <w:top w:w="0" w:type="dxa"/>
-            <w:bottom w:w="0" w:type="dxa"/>
-          </w:tblCellMar>
-        </w:tblPrEx>
         <w:tc>
           <w:tcPr>
             <w:tcW w:w="700" w:type="dxa"/>
@@ -3834,12 +3439,6 @@
         </w:tc>
       </w:tr>
       <w:tr>
-        <w:tblPrEx>
-          <w:tblCellMar>
-            <w:top w:w="0" w:type="dxa"/>
-            <w:bottom w:w="0" w:type="dxa"/>
-          </w:tblCellMar>
-        </w:tblPrEx>
         <w:tc>
           <w:tcPr>
             <w:tcW w:w="700" w:type="dxa"/>
@@ -3916,34 +3515,12 @@
                 <w:sz w:val="18"/>
                 <w:szCs w:val="18"/>
               </w:rPr>
-              <w:t>All tooltips reference only Loose Tea-consistent totals (spot-</w:t>
-            </w:r>
-            <w:proofErr w:type="gramStart"/>
-            <w:r>
-              <w:rPr>
-                <w:sz w:val="18"/>
-                <w:szCs w:val="18"/>
-              </w:rPr>
-              <w:t>checked) —</w:t>
-            </w:r>
-            <w:proofErr w:type="gramEnd"/>
-            <w:r>
-              <w:rPr>
-                <w:sz w:val="18"/>
-                <w:szCs w:val="18"/>
-              </w:rPr>
-              <w:t xml:space="preserve"> Pass</w:t>
+              <w:t>All tooltips reference only Loose Tea-consistent totals (spot-checked) — Pass</w:t>
             </w:r>
           </w:p>
         </w:tc>
       </w:tr>
       <w:tr>
-        <w:tblPrEx>
-          <w:tblCellMar>
-            <w:top w:w="0" w:type="dxa"/>
-            <w:bottom w:w="0" w:type="dxa"/>
-          </w:tblCellMar>
-        </w:tblPrEx>
         <w:tc>
           <w:tcPr>
             <w:tcW w:w="700" w:type="dxa"/>
@@ -4030,12 +3607,6 @@
         </w:tc>
       </w:tr>
       <w:tr>
-        <w:tblPrEx>
-          <w:tblCellMar>
-            <w:top w:w="0" w:type="dxa"/>
-            <w:bottom w:w="0" w:type="dxa"/>
-          </w:tblCellMar>
-        </w:tblPrEx>
         <w:tc>
           <w:tcPr>
             <w:tcW w:w="700" w:type="dxa"/>
@@ -4151,12 +3722,6 @@
         <w:gridCol w:w="3510"/>
       </w:tblGrid>
       <w:tr>
-        <w:tblPrEx>
-          <w:tblCellMar>
-            <w:top w:w="0" w:type="dxa"/>
-            <w:bottom w:w="0" w:type="dxa"/>
-          </w:tblCellMar>
-        </w:tblPrEx>
         <w:trPr>
           <w:tblHeader/>
         </w:trPr>
@@ -4258,12 +3823,6 @@
         </w:tc>
       </w:tr>
       <w:tr>
-        <w:tblPrEx>
-          <w:tblCellMar>
-            <w:top w:w="0" w:type="dxa"/>
-            <w:bottom w:w="0" w:type="dxa"/>
-          </w:tblCellMar>
-        </w:tblPrEx>
         <w:tc>
           <w:tcPr>
             <w:tcW w:w="700" w:type="dxa"/>
@@ -4335,32 +3894,17 @@
             </w:tcMar>
           </w:tcPr>
           <w:p>
-            <w:proofErr w:type="gramStart"/>
-            <w:r>
-              <w:rPr>
-                <w:sz w:val="18"/>
-                <w:szCs w:val="18"/>
-              </w:rPr>
-              <w:t>Tooltip (#</w:t>
-            </w:r>
-            <w:proofErr w:type="gramEnd"/>
-            <w:r>
-              <w:rPr>
-                <w:sz w:val="18"/>
-                <w:szCs w:val="18"/>
-              </w:rPr>
-              <w:t>tip, role="status" aria-live="polite") fades in with day/hour/transaction count — Pass</w:t>
+            <w:r>
+              <w:rPr>
+                <w:sz w:val="18"/>
+                <w:szCs w:val="18"/>
+              </w:rPr>
+              <w:t>Tooltip (#tip, role="status" aria-live="polite") fades in with day/hour/transaction count — Pass</w:t>
             </w:r>
           </w:p>
         </w:tc>
       </w:tr>
       <w:tr>
-        <w:tblPrEx>
-          <w:tblCellMar>
-            <w:top w:w="0" w:type="dxa"/>
-            <w:bottom w:w="0" w:type="dxa"/>
-          </w:tblCellMar>
-        </w:tblPrEx>
         <w:tc>
           <w:tcPr>
             <w:tcW w:w="700" w:type="dxa"/>
@@ -4447,12 +3991,6 @@
         </w:tc>
       </w:tr>
       <w:tr>
-        <w:tblPrEx>
-          <w:tblCellMar>
-            <w:top w:w="0" w:type="dxa"/>
-            <w:bottom w:w="0" w:type="dxa"/>
-          </w:tblCellMar>
-        </w:tblPrEx>
         <w:tc>
           <w:tcPr>
             <w:tcW w:w="700" w:type="dxa"/>
@@ -4535,12 +4073,6 @@
         </w:tc>
       </w:tr>
       <w:tr>
-        <w:tblPrEx>
-          <w:tblCellMar>
-            <w:top w:w="0" w:type="dxa"/>
-            <w:bottom w:w="0" w:type="dxa"/>
-          </w:tblCellMar>
-        </w:tblPrEx>
         <w:tc>
           <w:tcPr>
             <w:tcW w:w="700" w:type="dxa"/>
@@ -4627,12 +4159,6 @@
         </w:tc>
       </w:tr>
       <w:tr>
-        <w:tblPrEx>
-          <w:tblCellMar>
-            <w:top w:w="0" w:type="dxa"/>
-            <w:bottom w:w="0" w:type="dxa"/>
-          </w:tblCellMar>
-        </w:tblPrEx>
         <w:tc>
           <w:tcPr>
             <w:tcW w:w="700" w:type="dxa"/>
@@ -4712,7 +4238,6 @@
               <w:t xml:space="preserve">Tooltip repositions smoothly via </w:t>
             </w:r>
             <w:proofErr w:type="spellStart"/>
-            <w:proofErr w:type="gramStart"/>
             <w:r>
               <w:rPr>
                 <w:sz w:val="18"/>
@@ -4726,26 +4251,12 @@
                 <w:sz w:val="18"/>
                 <w:szCs w:val="18"/>
               </w:rPr>
-              <w:t>(</w:t>
-            </w:r>
-            <w:proofErr w:type="gramEnd"/>
-            <w:r>
-              <w:rPr>
-                <w:sz w:val="18"/>
-                <w:szCs w:val="18"/>
-              </w:rPr>
-              <w:t>), no flicker — Pass</w:t>
+              <w:t>(), no flicker — Pass</w:t>
             </w:r>
           </w:p>
         </w:tc>
       </w:tr>
       <w:tr>
-        <w:tblPrEx>
-          <w:tblCellMar>
-            <w:top w:w="0" w:type="dxa"/>
-            <w:bottom w:w="0" w:type="dxa"/>
-          </w:tblCellMar>
-        </w:tblPrEx>
         <w:tc>
           <w:tcPr>
             <w:tcW w:w="700" w:type="dxa"/>
@@ -4832,12 +4343,6 @@
         </w:tc>
       </w:tr>
       <w:tr>
-        <w:tblPrEx>
-          <w:tblCellMar>
-            <w:top w:w="0" w:type="dxa"/>
-            <w:bottom w:w="0" w:type="dxa"/>
-          </w:tblCellMar>
-        </w:tblPrEx>
         <w:tc>
           <w:tcPr>
             <w:tcW w:w="700" w:type="dxa"/>
@@ -4917,7 +4422,6 @@
               <w:t>Tooltip opacity returns to 0 (</w:t>
             </w:r>
             <w:proofErr w:type="spellStart"/>
-            <w:proofErr w:type="gramStart"/>
             <w:r>
               <w:rPr>
                 <w:sz w:val="18"/>
@@ -4931,26 +4435,12 @@
                 <w:sz w:val="18"/>
                 <w:szCs w:val="18"/>
               </w:rPr>
-              <w:t>()) —</w:t>
-            </w:r>
-            <w:proofErr w:type="gramEnd"/>
-            <w:r>
-              <w:rPr>
-                <w:sz w:val="18"/>
-                <w:szCs w:val="18"/>
-              </w:rPr>
-              <w:t xml:space="preserve"> Pass</w:t>
+              <w:t>()) — Pass</w:t>
             </w:r>
           </w:p>
         </w:tc>
       </w:tr>
       <w:tr>
-        <w:tblPrEx>
-          <w:tblCellMar>
-            <w:top w:w="0" w:type="dxa"/>
-            <w:bottom w:w="0" w:type="dxa"/>
-          </w:tblCellMar>
-        </w:tblPrEx>
         <w:tc>
           <w:tcPr>
             <w:tcW w:w="700" w:type="dxa"/>
@@ -4984,21 +4474,12 @@
             </w:tcMar>
           </w:tcPr>
           <w:p>
-            <w:proofErr w:type="gramStart"/>
-            <w:r>
-              <w:rPr>
-                <w:sz w:val="18"/>
-                <w:szCs w:val="18"/>
-              </w:rPr>
-              <w:t>Tooltip content</w:t>
-            </w:r>
-            <w:proofErr w:type="gramEnd"/>
-            <w:r>
-              <w:rPr>
-                <w:sz w:val="18"/>
-                <w:szCs w:val="18"/>
-              </w:rPr>
-              <w:t xml:space="preserve"> updates correctly for a pinned heat-map cell</w:t>
+            <w:r>
+              <w:rPr>
+                <w:sz w:val="18"/>
+                <w:szCs w:val="18"/>
+              </w:rPr>
+              <w:t>Tooltip content updates correctly for a pinned heat-map cell</w:t>
             </w:r>
           </w:p>
         </w:tc>
@@ -5046,12 +4527,6 @@
         </w:tc>
       </w:tr>
       <w:tr>
-        <w:tblPrEx>
-          <w:tblCellMar>
-            <w:top w:w="0" w:type="dxa"/>
-            <w:bottom w:w="0" w:type="dxa"/>
-          </w:tblCellMar>
-        </w:tblPrEx>
         <w:tc>
           <w:tcPr>
             <w:tcW w:w="700" w:type="dxa"/>
@@ -5167,12 +4642,6 @@
         <w:gridCol w:w="3795"/>
       </w:tblGrid>
       <w:tr>
-        <w:tblPrEx>
-          <w:tblCellMar>
-            <w:top w:w="0" w:type="dxa"/>
-            <w:bottom w:w="0" w:type="dxa"/>
-          </w:tblCellMar>
-        </w:tblPrEx>
         <w:trPr>
           <w:tblHeader/>
         </w:trPr>
@@ -5274,12 +4743,6 @@
         </w:tc>
       </w:tr>
       <w:tr>
-        <w:tblPrEx>
-          <w:tblCellMar>
-            <w:top w:w="0" w:type="dxa"/>
-            <w:bottom w:w="0" w:type="dxa"/>
-          </w:tblCellMar>
-        </w:tblPrEx>
         <w:tc>
           <w:tcPr>
             <w:tcW w:w="700" w:type="dxa"/>
@@ -5362,12 +4825,6 @@
         </w:tc>
       </w:tr>
       <w:tr>
-        <w:tblPrEx>
-          <w:tblCellMar>
-            <w:top w:w="0" w:type="dxa"/>
-            <w:bottom w:w="0" w:type="dxa"/>
-          </w:tblCellMar>
-        </w:tblPrEx>
         <w:tc>
           <w:tcPr>
             <w:tcW w:w="700" w:type="dxa"/>
@@ -5470,12 +4927,6 @@
         </w:tc>
       </w:tr>
       <w:tr>
-        <w:tblPrEx>
-          <w:tblCellMar>
-            <w:top w:w="0" w:type="dxa"/>
-            <w:bottom w:w="0" w:type="dxa"/>
-          </w:tblCellMar>
-        </w:tblPrEx>
         <w:tc>
           <w:tcPr>
             <w:tcW w:w="700" w:type="dxa"/>
@@ -5559,12 +5010,6 @@
         </w:tc>
       </w:tr>
       <w:tr>
-        <w:tblPrEx>
-          <w:tblCellMar>
-            <w:top w:w="0" w:type="dxa"/>
-            <w:bottom w:w="0" w:type="dxa"/>
-          </w:tblCellMar>
-        </w:tblPrEx>
         <w:tc>
           <w:tcPr>
             <w:tcW w:w="700" w:type="dxa"/>
@@ -5651,12 +5096,6 @@
         </w:tc>
       </w:tr>
       <w:tr>
-        <w:tblPrEx>
-          <w:tblCellMar>
-            <w:top w:w="0" w:type="dxa"/>
-            <w:bottom w:w="0" w:type="dxa"/>
-          </w:tblCellMar>
-        </w:tblPrEx>
         <w:tc>
           <w:tcPr>
             <w:tcW w:w="700" w:type="dxa"/>
@@ -5739,12 +5178,6 @@
         </w:tc>
       </w:tr>
       <w:tr>
-        <w:tblPrEx>
-          <w:tblCellMar>
-            <w:top w:w="0" w:type="dxa"/>
-            <w:bottom w:w="0" w:type="dxa"/>
-          </w:tblCellMar>
-        </w:tblPrEx>
         <w:tc>
           <w:tcPr>
             <w:tcW w:w="700" w:type="dxa"/>
@@ -5831,12 +5264,6 @@
         </w:tc>
       </w:tr>
       <w:tr>
-        <w:tblPrEx>
-          <w:tblCellMar>
-            <w:top w:w="0" w:type="dxa"/>
-            <w:bottom w:w="0" w:type="dxa"/>
-          </w:tblCellMar>
-        </w:tblPrEx>
         <w:tc>
           <w:tcPr>
             <w:tcW w:w="700" w:type="dxa"/>
@@ -5913,50 +5340,12 @@
                 <w:sz w:val="18"/>
                 <w:szCs w:val="18"/>
               </w:rPr>
-              <w:t>Pin releases (</w:t>
-            </w:r>
-            <w:proofErr w:type="gramStart"/>
-            <w:r>
-              <w:rPr>
-                <w:sz w:val="18"/>
-                <w:szCs w:val="18"/>
-              </w:rPr>
-              <w:t>cross-hair</w:t>
-            </w:r>
-            <w:proofErr w:type="gramEnd"/>
-            <w:r>
-              <w:rPr>
-                <w:sz w:val="18"/>
-                <w:szCs w:val="18"/>
-              </w:rPr>
-              <w:t xml:space="preserve"> </w:t>
-            </w:r>
-            <w:proofErr w:type="gramStart"/>
-            <w:r>
-              <w:rPr>
-                <w:sz w:val="18"/>
-                <w:szCs w:val="18"/>
-              </w:rPr>
-              <w:t>clears) —</w:t>
-            </w:r>
-            <w:proofErr w:type="gramEnd"/>
-            <w:r>
-              <w:rPr>
-                <w:sz w:val="18"/>
-                <w:szCs w:val="18"/>
-              </w:rPr>
-              <w:t xml:space="preserve"> Fail → Fixed (BL-02)</w:t>
+              <w:t>Pin releases (cross-hair clears) — Fail → Fixed (BL-02)</w:t>
             </w:r>
           </w:p>
         </w:tc>
       </w:tr>
       <w:tr>
-        <w:tblPrEx>
-          <w:tblCellMar>
-            <w:top w:w="0" w:type="dxa"/>
-            <w:bottom w:w="0" w:type="dxa"/>
-          </w:tblCellMar>
-        </w:tblPrEx>
         <w:tc>
           <w:tcPr>
             <w:tcW w:w="700" w:type="dxa"/>
@@ -6043,12 +5432,6 @@
         </w:tc>
       </w:tr>
       <w:tr>
-        <w:tblPrEx>
-          <w:tblCellMar>
-            <w:top w:w="0" w:type="dxa"/>
-            <w:bottom w:w="0" w:type="dxa"/>
-          </w:tblCellMar>
-        </w:tblPrEx>
         <w:tc>
           <w:tcPr>
             <w:tcW w:w="700" w:type="dxa"/>
@@ -6125,15 +5508,7 @@
                 <w:sz w:val="18"/>
                 <w:szCs w:val="18"/>
               </w:rPr>
-              <w:t xml:space="preserve">Hell's Kitchen and Lower Manhattan chips visually dim </w:t>
-            </w:r>
-            <w:proofErr w:type="gramStart"/>
-            <w:r>
-              <w:rPr>
-                <w:sz w:val="18"/>
-                <w:szCs w:val="18"/>
-              </w:rPr>
-              <w:t>(.</w:t>
+              <w:t>Hell's Kitchen and Lower Manhattan chips visually dim (.</w:t>
             </w:r>
             <w:proofErr w:type="spellStart"/>
             <w:r>
@@ -6144,7 +5519,6 @@
               <w:t>chip.off</w:t>
             </w:r>
             <w:proofErr w:type="spellEnd"/>
-            <w:proofErr w:type="gramEnd"/>
             <w:r>
               <w:rPr>
                 <w:sz w:val="18"/>
@@ -6185,7 +5559,6 @@
               <w:t>) || (</w:t>
             </w:r>
             <w:proofErr w:type="spellStart"/>
-            <w:proofErr w:type="gramStart"/>
             <w:r>
               <w:rPr>
                 <w:sz w:val="18"/>
@@ -6194,7 +5567,6 @@
               <w:t>state.s</w:t>
             </w:r>
             <w:proofErr w:type="spellEnd"/>
-            <w:proofErr w:type="gramEnd"/>
             <w:r>
               <w:rPr>
                 <w:sz w:val="18"/>
@@ -6203,7 +5575,6 @@
               <w:t xml:space="preserve">&gt;=0 &amp;&amp; </w:t>
             </w:r>
             <w:proofErr w:type="spellStart"/>
-            <w:proofErr w:type="gramStart"/>
             <w:r>
               <w:rPr>
                 <w:sz w:val="18"/>
@@ -6212,7 +5583,6 @@
               <w:t>state.s</w:t>
             </w:r>
             <w:proofErr w:type="spellEnd"/>
-            <w:proofErr w:type="gramEnd"/>
             <w:r>
               <w:rPr>
                 <w:sz w:val="18"/>
@@ -6273,12 +5643,6 @@
         <w:gridCol w:w="3690"/>
       </w:tblGrid>
       <w:tr>
-        <w:tblPrEx>
-          <w:tblCellMar>
-            <w:top w:w="0" w:type="dxa"/>
-            <w:bottom w:w="0" w:type="dxa"/>
-          </w:tblCellMar>
-        </w:tblPrEx>
         <w:trPr>
           <w:tblHeader/>
         </w:trPr>
@@ -6380,12 +5744,6 @@
         </w:tc>
       </w:tr>
       <w:tr>
-        <w:tblPrEx>
-          <w:tblCellMar>
-            <w:top w:w="0" w:type="dxa"/>
-            <w:bottom w:w="0" w:type="dxa"/>
-          </w:tblCellMar>
-        </w:tblPrEx>
         <w:tc>
           <w:tcPr>
             <w:tcW w:w="700" w:type="dxa"/>
@@ -6458,7 +5816,6 @@
           </w:tcPr>
           <w:p>
             <w:proofErr w:type="spellStart"/>
-            <w:proofErr w:type="gramStart"/>
             <w:r>
               <w:rPr>
                 <w:sz w:val="18"/>
@@ -6472,26 +5829,12 @@
                 <w:sz w:val="18"/>
                 <w:szCs w:val="18"/>
               </w:rPr>
-              <w:t>(</w:t>
-            </w:r>
-            <w:proofErr w:type="gramEnd"/>
-            <w:r>
-              <w:rPr>
-                <w:sz w:val="18"/>
-                <w:szCs w:val="18"/>
-              </w:rPr>
-              <w:t>) updates the Store dropdown to Hell's Kitchen; heat map and scatter update to match — Pass</w:t>
+              <w:t>() updates the Store dropdown to Hell's Kitchen; heat map and scatter update to match — Pass</w:t>
             </w:r>
           </w:p>
         </w:tc>
       </w:tr>
       <w:tr>
-        <w:tblPrEx>
-          <w:tblCellMar>
-            <w:top w:w="0" w:type="dxa"/>
-            <w:bottom w:w="0" w:type="dxa"/>
-          </w:tblCellMar>
-        </w:tblPrEx>
         <w:tc>
           <w:tcPr>
             <w:tcW w:w="700" w:type="dxa"/>
@@ -6578,12 +5921,6 @@
         </w:tc>
       </w:tr>
       <w:tr>
-        <w:tblPrEx>
-          <w:tblCellMar>
-            <w:top w:w="0" w:type="dxa"/>
-            <w:bottom w:w="0" w:type="dxa"/>
-          </w:tblCellMar>
-        </w:tblPrEx>
         <w:tc>
           <w:tcPr>
             <w:tcW w:w="700" w:type="dxa"/>
@@ -6663,7 +6000,6 @@
               <w:t>Second click sets the Store filter back to “All stores” (</w:t>
             </w:r>
             <w:proofErr w:type="spellStart"/>
-            <w:proofErr w:type="gramStart"/>
             <w:r>
               <w:rPr>
                 <w:sz w:val="18"/>
@@ -6672,7 +6008,6 @@
               <w:t>state.s</w:t>
             </w:r>
             <w:proofErr w:type="spellEnd"/>
-            <w:proofErr w:type="gramEnd"/>
             <w:r>
               <w:rPr>
                 <w:sz w:val="18"/>
@@ -6681,7 +6016,6 @@
               <w:t>===</w:t>
             </w:r>
             <w:proofErr w:type="spellStart"/>
-            <w:proofErr w:type="gramStart"/>
             <w:r>
               <w:rPr>
                 <w:sz w:val="18"/>
@@ -6690,40 +6024,17 @@
               <w:t>d.i</w:t>
             </w:r>
             <w:proofErr w:type="spellEnd"/>
-            <w:proofErr w:type="gramEnd"/>
-            <w:r>
-              <w:rPr>
-                <w:sz w:val="18"/>
-                <w:szCs w:val="18"/>
-              </w:rPr>
-              <w:t>?-</w:t>
-            </w:r>
-            <w:proofErr w:type="gramStart"/>
-            <w:r>
-              <w:rPr>
-                <w:sz w:val="18"/>
-                <w:szCs w:val="18"/>
-              </w:rPr>
-              <w:t>1:d</w:t>
-            </w:r>
-            <w:proofErr w:type="gramEnd"/>
-            <w:r>
-              <w:rPr>
-                <w:sz w:val="18"/>
-                <w:szCs w:val="18"/>
-              </w:rPr>
-              <w:t>.i toggle) — Pass</w:t>
+            <w:r>
+              <w:rPr>
+                <w:sz w:val="18"/>
+                <w:szCs w:val="18"/>
+              </w:rPr>
+              <w:t>?-1:d.i toggle) — Pass</w:t>
             </w:r>
           </w:p>
         </w:tc>
       </w:tr>
       <w:tr>
-        <w:tblPrEx>
-          <w:tblCellMar>
-            <w:top w:w="0" w:type="dxa"/>
-            <w:bottom w:w="0" w:type="dxa"/>
-          </w:tblCellMar>
-        </w:tblPrEx>
         <w:tc>
           <w:tcPr>
             <w:tcW w:w="700" w:type="dxa"/>
@@ -6810,12 +6121,6 @@
         </w:tc>
       </w:tr>
       <w:tr>
-        <w:tblPrEx>
-          <w:tblCellMar>
-            <w:top w:w="0" w:type="dxa"/>
-            <w:bottom w:w="0" w:type="dxa"/>
-          </w:tblCellMar>
-        </w:tblPrEx>
         <w:tc>
           <w:tcPr>
             <w:tcW w:w="700" w:type="dxa"/>
@@ -6895,7 +6200,6 @@
               <w:t xml:space="preserve">Map circle for that store remains visible (chips only gate </w:t>
             </w:r>
             <w:proofErr w:type="spellStart"/>
-            <w:proofErr w:type="gramStart"/>
             <w:r>
               <w:rPr>
                 <w:sz w:val="18"/>
@@ -6909,42 +6213,12 @@
                 <w:sz w:val="18"/>
                 <w:szCs w:val="18"/>
               </w:rPr>
-              <w:t>(</w:t>
-            </w:r>
-            <w:proofErr w:type="gramEnd"/>
-            <w:r>
-              <w:rPr>
-                <w:sz w:val="18"/>
-                <w:szCs w:val="18"/>
-              </w:rPr>
-              <w:t xml:space="preserve">)/KPIs and the scatter, per </w:t>
-            </w:r>
-            <w:proofErr w:type="gramStart"/>
-            <w:r>
-              <w:rPr>
-                <w:sz w:val="18"/>
-                <w:szCs w:val="18"/>
-              </w:rPr>
-              <w:t>design) —</w:t>
-            </w:r>
-            <w:proofErr w:type="gramEnd"/>
-            <w:r>
-              <w:rPr>
-                <w:sz w:val="18"/>
-                <w:szCs w:val="18"/>
-              </w:rPr>
-              <w:t xml:space="preserve"> Pass</w:t>
+              <w:t>()/KPIs and the scatter, per design) — Pass</w:t>
             </w:r>
           </w:p>
         </w:tc>
       </w:tr>
       <w:tr>
-        <w:tblPrEx>
-          <w:tblCellMar>
-            <w:top w:w="0" w:type="dxa"/>
-            <w:bottom w:w="0" w:type="dxa"/>
-          </w:tblCellMar>
-        </w:tblPrEx>
         <w:tc>
           <w:tcPr>
             <w:tcW w:w="700" w:type="dxa"/>
@@ -7031,12 +6305,6 @@
         </w:tc>
       </w:tr>
       <w:tr>
-        <w:tblPrEx>
-          <w:tblCellMar>
-            <w:top w:w="0" w:type="dxa"/>
-            <w:bottom w:w="0" w:type="dxa"/>
-          </w:tblCellMar>
-        </w:tblPrEx>
         <w:tc>
           <w:tcPr>
             <w:tcW w:w="700" w:type="dxa"/>
@@ -7115,15 +6383,13 @@
               </w:rPr>
               <w:t xml:space="preserve">Heat map roast-scale legend, map land/water </w:t>
             </w:r>
-            <w:proofErr w:type="spellStart"/>
-            <w:r>
-              <w:rPr>
-                <w:sz w:val="18"/>
-                <w:szCs w:val="18"/>
-              </w:rPr>
-              <w:t>colours</w:t>
-            </w:r>
-            <w:proofErr w:type="spellEnd"/>
+            <w:r>
+              <w:rPr>
+                <w:sz w:val="18"/>
+                <w:szCs w:val="18"/>
+              </w:rPr>
+              <w:t>colors</w:t>
+            </w:r>
             <w:r>
               <w:rPr>
                 <w:sz w:val="18"/>
@@ -7131,15 +6397,13 @@
               </w:rPr>
               <w:t>, scatter dots/trend line, and tooltip all re-</w:t>
             </w:r>
-            <w:proofErr w:type="spellStart"/>
-            <w:r>
-              <w:rPr>
-                <w:sz w:val="18"/>
-                <w:szCs w:val="18"/>
-              </w:rPr>
-              <w:t>colour</w:t>
-            </w:r>
-            <w:proofErr w:type="spellEnd"/>
+            <w:r>
+              <w:rPr>
+                <w:sz w:val="18"/>
+                <w:szCs w:val="18"/>
+              </w:rPr>
+              <w:t>color</w:t>
+            </w:r>
             <w:r>
               <w:rPr>
                 <w:sz w:val="18"/>
@@ -7207,12 +6471,6 @@
         <w:gridCol w:w="2000"/>
       </w:tblGrid>
       <w:tr>
-        <w:tblPrEx>
-          <w:tblCellMar>
-            <w:top w:w="0" w:type="dxa"/>
-            <w:bottom w:w="0" w:type="dxa"/>
-          </w:tblCellMar>
-        </w:tblPrEx>
         <w:trPr>
           <w:tblHeader/>
         </w:trPr>
@@ -7410,12 +6668,6 @@
         </w:tc>
       </w:tr>
       <w:tr>
-        <w:tblPrEx>
-          <w:tblCellMar>
-            <w:top w:w="0" w:type="dxa"/>
-            <w:bottom w:w="0" w:type="dxa"/>
-          </w:tblCellMar>
-        </w:tblPrEx>
         <w:tc>
           <w:tcPr>
             <w:tcW w:w="1400" w:type="dxa"/>
@@ -7578,12 +6830,6 @@
         </w:tc>
       </w:tr>
       <w:tr>
-        <w:tblPrEx>
-          <w:tblCellMar>
-            <w:top w:w="0" w:type="dxa"/>
-            <w:bottom w:w="0" w:type="dxa"/>
-          </w:tblCellMar>
-        </w:tblPrEx>
         <w:tc>
           <w:tcPr>
             <w:tcW w:w="1400" w:type="dxa"/>
@@ -7754,12 +7000,6 @@
         </w:tc>
       </w:tr>
       <w:tr>
-        <w:tblPrEx>
-          <w:tblCellMar>
-            <w:top w:w="0" w:type="dxa"/>
-            <w:bottom w:w="0" w:type="dxa"/>
-          </w:tblCellMar>
-        </w:tblPrEx>
         <w:tc>
           <w:tcPr>
             <w:tcW w:w="1400" w:type="dxa"/>
@@ -7876,39 +7116,7 @@
                 <w:sz w:val="18"/>
                 <w:szCs w:val="18"/>
               </w:rPr>
-              <w:t xml:space="preserve">Minor Fraunces </w:t>
-            </w:r>
-            <w:proofErr w:type="gramStart"/>
-            <w:r>
-              <w:rPr>
-                <w:sz w:val="18"/>
-                <w:szCs w:val="18"/>
-              </w:rPr>
-              <w:t>font</w:t>
-            </w:r>
-            <w:proofErr w:type="gramEnd"/>
-            <w:r>
-              <w:rPr>
-                <w:sz w:val="18"/>
-                <w:szCs w:val="18"/>
-              </w:rPr>
-              <w:t xml:space="preserve">-weight </w:t>
-            </w:r>
-            <w:proofErr w:type="gramStart"/>
-            <w:r>
-              <w:rPr>
-                <w:sz w:val="18"/>
-                <w:szCs w:val="18"/>
-              </w:rPr>
-              <w:t>difference</w:t>
-            </w:r>
-            <w:proofErr w:type="gramEnd"/>
-            <w:r>
-              <w:rPr>
-                <w:sz w:val="18"/>
-                <w:szCs w:val="18"/>
-              </w:rPr>
-              <w:t xml:space="preserve"> (cosmetic)</w:t>
+              <w:t>Minor Fraunces font-weight difference (cosmetic)</w:t>
             </w:r>
           </w:p>
         </w:tc>
@@ -7954,12 +7162,6 @@
         </w:tc>
       </w:tr>
       <w:tr>
-        <w:tblPrEx>
-          <w:tblCellMar>
-            <w:top w:w="0" w:type="dxa"/>
-            <w:bottom w:w="0" w:type="dxa"/>
-          </w:tblCellMar>
-        </w:tblPrEx>
         <w:tc>
           <w:tcPr>
             <w:tcW w:w="1400" w:type="dxa"/>
@@ -8157,19 +7359,7 @@
         <w:spacing w:after="120"/>
       </w:pPr>
       <w:r>
-        <w:t xml:space="preserve">Breakpoints exercised match the media queries </w:t>
-      </w:r>
-      <w:proofErr w:type="gramStart"/>
-      <w:r>
-        <w:t>actually defined</w:t>
-      </w:r>
-      <w:proofErr w:type="gramEnd"/>
-      <w:r>
-        <w:t xml:space="preserve"> in style.css: 900px (KPI grid 5→2 cols), 880px </w:t>
-      </w:r>
-      <w:proofErr w:type="gramStart"/>
-      <w:r>
-        <w:t>(.</w:t>
+        <w:t>Breakpoints exercised match the media queries actually defined in style.css: 900px (KPI grid 5→2 cols), 880px (.</w:t>
       </w:r>
       <w:proofErr w:type="spellStart"/>
       <w:r>
@@ -8184,25 +7374,8 @@
         <w:t>scgrid</w:t>
       </w:r>
       <w:proofErr w:type="spellEnd"/>
-      <w:proofErr w:type="gramEnd"/>
       <w:r>
-        <w:t xml:space="preserve"> 2 cols→1), 820px (top </w:t>
-      </w:r>
-      <w:proofErr w:type="gramStart"/>
-      <w:r>
-        <w:t>nav .jump</w:t>
-      </w:r>
-      <w:proofErr w:type="gramEnd"/>
-      <w:r>
-        <w:t xml:space="preserve"> hides), 640px and 480px (mobile tightening </w:t>
-      </w:r>
-      <w:proofErr w:type="gramStart"/>
-      <w:r>
-        <w:t>+ .theme</w:t>
-      </w:r>
-      <w:proofErr w:type="gramEnd"/>
-      <w:r>
-        <w:t>-toggle shrinks).</w:t>
+        <w:t xml:space="preserve"> 2 cols→1), 820px (top nav .jump hides), 640px and 480px (mobile tightening + .theme-toggle shrinks).</w:t>
       </w:r>
     </w:p>
     <w:tbl>
@@ -8230,12 +7403,6 @@
         <w:gridCol w:w="2329"/>
       </w:tblGrid>
       <w:tr>
-        <w:tblPrEx>
-          <w:tblCellMar>
-            <w:top w:w="0" w:type="dxa"/>
-            <w:bottom w:w="0" w:type="dxa"/>
-          </w:tblCellMar>
-        </w:tblPrEx>
         <w:trPr>
           <w:tblHeader/>
         </w:trPr>
@@ -8361,12 +7528,6 @@
         </w:tc>
       </w:tr>
       <w:tr>
-        <w:tblPrEx>
-          <w:tblCellMar>
-            <w:top w:w="0" w:type="dxa"/>
-            <w:bottom w:w="0" w:type="dxa"/>
-          </w:tblCellMar>
-        </w:tblPrEx>
         <w:tc>
           <w:tcPr>
             <w:tcW w:w="1397" w:type="dxa"/>
@@ -8469,12 +7630,6 @@
         </w:tc>
       </w:tr>
       <w:tr>
-        <w:tblPrEx>
-          <w:tblCellMar>
-            <w:top w:w="0" w:type="dxa"/>
-            <w:bottom w:w="0" w:type="dxa"/>
-          </w:tblCellMar>
-        </w:tblPrEx>
         <w:tc>
           <w:tcPr>
             <w:tcW w:w="1397" w:type="dxa"/>
@@ -8582,12 +7737,6 @@
         </w:tc>
       </w:tr>
       <w:tr>
-        <w:tblPrEx>
-          <w:tblCellMar>
-            <w:top w:w="0" w:type="dxa"/>
-            <w:bottom w:w="0" w:type="dxa"/>
-          </w:tblCellMar>
-        </w:tblPrEx>
         <w:tc>
           <w:tcPr>
             <w:tcW w:w="1397" w:type="dxa"/>
@@ -8690,12 +7839,6 @@
         </w:tc>
       </w:tr>
       <w:tr>
-        <w:tblPrEx>
-          <w:tblCellMar>
-            <w:top w:w="0" w:type="dxa"/>
-            <w:bottom w:w="0" w:type="dxa"/>
-          </w:tblCellMar>
-        </w:tblPrEx>
         <w:tc>
           <w:tcPr>
             <w:tcW w:w="1397" w:type="dxa"/>
@@ -8803,12 +7946,6 @@
         </w:tc>
       </w:tr>
       <w:tr>
-        <w:tblPrEx>
-          <w:tblCellMar>
-            <w:top w:w="0" w:type="dxa"/>
-            <w:bottom w:w="0" w:type="dxa"/>
-          </w:tblCellMar>
-        </w:tblPrEx>
         <w:tc>
           <w:tcPr>
             <w:tcW w:w="1397" w:type="dxa"/>
@@ -8911,12 +8048,6 @@
         </w:tc>
       </w:tr>
       <w:tr>
-        <w:tblPrEx>
-          <w:tblCellMar>
-            <w:top w:w="0" w:type="dxa"/>
-            <w:bottom w:w="0" w:type="dxa"/>
-          </w:tblCellMar>
-        </w:tblPrEx>
         <w:tc>
           <w:tcPr>
             <w:tcW w:w="1397" w:type="dxa"/>
@@ -8950,21 +8081,12 @@
             </w:tcMar>
           </w:tcPr>
           <w:p>
-            <w:proofErr w:type="gramStart"/>
-            <w:r>
-              <w:rPr>
-                <w:sz w:val="18"/>
-                <w:szCs w:val="18"/>
-              </w:rPr>
-              <w:t>.wrap</w:t>
-            </w:r>
-            <w:proofErr w:type="gramEnd"/>
-            <w:r>
-              <w:rPr>
-                <w:sz w:val="18"/>
-                <w:szCs w:val="18"/>
-              </w:rPr>
-              <w:t xml:space="preserve"> padding tightens to 16px, select min-width shrinks to 130px</w:t>
+            <w:r>
+              <w:rPr>
+                <w:sz w:val="18"/>
+                <w:szCs w:val="18"/>
+              </w:rPr>
+              <w:t>.wrap padding tightens to 16px, select min-width shrinks to 130px</w:t>
             </w:r>
           </w:p>
         </w:tc>
@@ -9033,12 +8155,6 @@
         </w:tc>
       </w:tr>
       <w:tr>
-        <w:tblPrEx>
-          <w:tblCellMar>
-            <w:top w:w="0" w:type="dxa"/>
-            <w:bottom w:w="0" w:type="dxa"/>
-          </w:tblCellMar>
-        </w:tblPrEx>
         <w:tc>
           <w:tcPr>
             <w:tcW w:w="1397" w:type="dxa"/>
@@ -9070,7 +8186,6 @@
             </w:tcMar>
           </w:tcPr>
           <w:p>
-            <w:proofErr w:type="gramStart"/>
             <w:r>
               <w:rPr>
                 <w:sz w:val="18"/>
@@ -9087,7 +8202,6 @@
               <w:t>kpis</w:t>
             </w:r>
             <w:proofErr w:type="spellEnd"/>
-            <w:proofErr w:type="gramEnd"/>
             <w:r>
               <w:rPr>
                 <w:sz w:val="18"/>
@@ -9148,32 +8262,17 @@
             </w:tcMar>
           </w:tcPr>
           <w:p>
-            <w:proofErr w:type="gramStart"/>
-            <w:r>
-              <w:rPr>
-                <w:sz w:val="18"/>
-                <w:szCs w:val="18"/>
-              </w:rPr>
-              <w:t>Fail →</w:t>
-            </w:r>
-            <w:proofErr w:type="gramEnd"/>
-            <w:r>
-              <w:rPr>
-                <w:sz w:val="18"/>
-                <w:szCs w:val="18"/>
-              </w:rPr>
-              <w:t xml:space="preserve"> Fixed (BL-04)</w:t>
+            <w:r>
+              <w:rPr>
+                <w:sz w:val="18"/>
+                <w:szCs w:val="18"/>
+              </w:rPr>
+              <w:t>Fail → Fixed (BL-04)</w:t>
             </w:r>
           </w:p>
         </w:tc>
       </w:tr>
       <w:tr>
-        <w:tblPrEx>
-          <w:tblCellMar>
-            <w:top w:w="0" w:type="dxa"/>
-            <w:bottom w:w="0" w:type="dxa"/>
-          </w:tblCellMar>
-        </w:tblPrEx>
         <w:tc>
           <w:tcPr>
             <w:tcW w:w="1397" w:type="dxa"/>
@@ -9254,23 +8353,7 @@
                 <w:sz w:val="18"/>
                 <w:szCs w:val="18"/>
               </w:rPr>
-              <w:t xml:space="preserve">46px, no footer </w:t>
-            </w:r>
-            <w:proofErr w:type="gramStart"/>
-            <w:r>
-              <w:rPr>
-                <w:sz w:val="18"/>
-                <w:szCs w:val="18"/>
-              </w:rPr>
-              <w:t>overlap</w:t>
-            </w:r>
-            <w:proofErr w:type="gramEnd"/>
-            <w:r>
-              <w:rPr>
-                <w:sz w:val="18"/>
-                <w:szCs w:val="18"/>
-              </w:rPr>
-              <w:t xml:space="preserve"> post-fix</w:t>
+              <w:t>46px, no footer overlap post-fix</w:t>
             </w:r>
           </w:p>
         </w:tc>
@@ -9330,12 +8413,6 @@
         <w:gridCol w:w="3885"/>
       </w:tblGrid>
       <w:tr>
-        <w:tblPrEx>
-          <w:tblCellMar>
-            <w:top w:w="0" w:type="dxa"/>
-            <w:bottom w:w="0" w:type="dxa"/>
-          </w:tblCellMar>
-        </w:tblPrEx>
         <w:trPr>
           <w:tblHeader/>
         </w:trPr>
@@ -9437,12 +8514,6 @@
         </w:tc>
       </w:tr>
       <w:tr>
-        <w:tblPrEx>
-          <w:tblCellMar>
-            <w:top w:w="0" w:type="dxa"/>
-            <w:bottom w:w="0" w:type="dxa"/>
-          </w:tblCellMar>
-        </w:tblPrEx>
         <w:tc>
           <w:tcPr>
             <w:tcW w:w="700" w:type="dxa"/>
@@ -9525,12 +8596,6 @@
         </w:tc>
       </w:tr>
       <w:tr>
-        <w:tblPrEx>
-          <w:tblCellMar>
-            <w:top w:w="0" w:type="dxa"/>
-            <w:bottom w:w="0" w:type="dxa"/>
-          </w:tblCellMar>
-        </w:tblPrEx>
         <w:tc>
           <w:tcPr>
             <w:tcW w:w="700" w:type="dxa"/>
@@ -9611,34 +8676,12 @@
                 <w:sz w:val="18"/>
                 <w:szCs w:val="18"/>
               </w:rPr>
-              <w:t xml:space="preserve">5/5 </w:t>
-            </w:r>
-            <w:proofErr w:type="gramStart"/>
-            <w:r>
-              <w:rPr>
-                <w:sz w:val="18"/>
-                <w:szCs w:val="18"/>
-              </w:rPr>
-              <w:t>located it</w:t>
-            </w:r>
-            <w:proofErr w:type="gramEnd"/>
-            <w:r>
-              <w:rPr>
-                <w:sz w:val="18"/>
-                <w:szCs w:val="18"/>
-              </w:rPr>
-              <w:t xml:space="preserve"> within 10 seconds — Pass</w:t>
+              <w:t>5/5 located it within 10 seconds — Pass</w:t>
             </w:r>
           </w:p>
         </w:tc>
       </w:tr>
       <w:tr>
-        <w:tblPrEx>
-          <w:tblCellMar>
-            <w:top w:w="0" w:type="dxa"/>
-            <w:bottom w:w="0" w:type="dxa"/>
-          </w:tblCellMar>
-        </w:tblPrEx>
         <w:tc>
           <w:tcPr>
             <w:tcW w:w="700" w:type="dxa"/>
@@ -9722,12 +8765,6 @@
         </w:tc>
       </w:tr>
       <w:tr>
-        <w:tblPrEx>
-          <w:tblCellMar>
-            <w:top w:w="0" w:type="dxa"/>
-            <w:bottom w:w="0" w:type="dxa"/>
-          </w:tblCellMar>
-        </w:tblPrEx>
         <w:tc>
           <w:tcPr>
             <w:tcW w:w="700" w:type="dxa"/>
@@ -9814,12 +8851,6 @@
         </w:tc>
       </w:tr>
       <w:tr>
-        <w:tblPrEx>
-          <w:tblCellMar>
-            <w:top w:w="0" w:type="dxa"/>
-            <w:bottom w:w="0" w:type="dxa"/>
-          </w:tblCellMar>
-        </w:tblPrEx>
         <w:tc>
           <w:tcPr>
             <w:tcW w:w="700" w:type="dxa"/>
@@ -9851,15 +8882,13 @@
             </w:tcMar>
           </w:tcPr>
           <w:p>
-            <w:proofErr w:type="spellStart"/>
-            <w:r>
-              <w:rPr>
-                <w:sz w:val="18"/>
-                <w:szCs w:val="18"/>
-              </w:rPr>
-              <w:t>Colour</w:t>
-            </w:r>
-            <w:proofErr w:type="spellEnd"/>
+            <w:r>
+              <w:rPr>
+                <w:sz w:val="18"/>
+                <w:szCs w:val="18"/>
+              </w:rPr>
+              <w:t>Color</w:t>
+            </w:r>
             <w:r>
               <w:rPr>
                 <w:sz w:val="18"/>
@@ -9911,12 +8940,6 @@
         </w:tc>
       </w:tr>
       <w:tr>
-        <w:tblPrEx>
-          <w:tblCellMar>
-            <w:top w:w="0" w:type="dxa"/>
-            <w:bottom w:w="0" w:type="dxa"/>
-          </w:tblCellMar>
-        </w:tblPrEx>
         <w:tc>
           <w:tcPr>
             <w:tcW w:w="700" w:type="dxa"/>
@@ -10003,12 +9026,6 @@
         </w:tc>
       </w:tr>
       <w:tr>
-        <w:tblPrEx>
-          <w:tblCellMar>
-            <w:top w:w="0" w:type="dxa"/>
-            <w:bottom w:w="0" w:type="dxa"/>
-          </w:tblCellMar>
-        </w:tblPrEx>
         <w:tc>
           <w:tcPr>
             <w:tcW w:w="700" w:type="dxa"/>
@@ -10091,12 +9108,6 @@
         </w:tc>
       </w:tr>
       <w:tr>
-        <w:tblPrEx>
-          <w:tblCellMar>
-            <w:top w:w="0" w:type="dxa"/>
-            <w:bottom w:w="0" w:type="dxa"/>
-          </w:tblCellMar>
-        </w:tblPrEx>
         <w:tc>
           <w:tcPr>
             <w:tcW w:w="700" w:type="dxa"/>
@@ -10130,21 +9141,12 @@
             </w:tcMar>
           </w:tcPr>
           <w:p>
-            <w:proofErr w:type="gramStart"/>
-            <w:r>
-              <w:rPr>
-                <w:sz w:val="18"/>
-                <w:szCs w:val="18"/>
-              </w:rPr>
-              <w:t>prefers</w:t>
-            </w:r>
-            <w:proofErr w:type="gramEnd"/>
-            <w:r>
-              <w:rPr>
-                <w:sz w:val="18"/>
-                <w:szCs w:val="18"/>
-              </w:rPr>
-              <w:t>-reduced-motion is respected</w:t>
+            <w:r>
+              <w:rPr>
+                <w:sz w:val="18"/>
+                <w:szCs w:val="18"/>
+              </w:rPr>
+              <w:t>prefers-reduced-motion is respected</w:t>
             </w:r>
           </w:p>
         </w:tc>
@@ -10224,12 +9226,6 @@
         <w:gridCol w:w="4590"/>
       </w:tblGrid>
       <w:tr>
-        <w:tblPrEx>
-          <w:tblCellMar>
-            <w:top w:w="0" w:type="dxa"/>
-            <w:bottom w:w="0" w:type="dxa"/>
-          </w:tblCellMar>
-        </w:tblPrEx>
         <w:trPr>
           <w:tblHeader/>
         </w:trPr>
@@ -10307,12 +9303,6 @@
         </w:tc>
       </w:tr>
       <w:tr>
-        <w:tblPrEx>
-          <w:tblCellMar>
-            <w:top w:w="0" w:type="dxa"/>
-            <w:bottom w:w="0" w:type="dxa"/>
-          </w:tblCellMar>
-        </w:tblPrEx>
         <w:tc>
           <w:tcPr>
             <w:tcW w:w="900" w:type="dxa"/>
@@ -10375,12 +9365,6 @@
         </w:tc>
       </w:tr>
       <w:tr>
-        <w:tblPrEx>
-          <w:tblCellMar>
-            <w:top w:w="0" w:type="dxa"/>
-            <w:bottom w:w="0" w:type="dxa"/>
-          </w:tblCellMar>
-        </w:tblPrEx>
         <w:tc>
           <w:tcPr>
             <w:tcW w:w="900" w:type="dxa"/>
@@ -10446,12 +9430,6 @@
         </w:tc>
       </w:tr>
       <w:tr>
-        <w:tblPrEx>
-          <w:tblCellMar>
-            <w:top w:w="0" w:type="dxa"/>
-            <w:bottom w:w="0" w:type="dxa"/>
-          </w:tblCellMar>
-        </w:tblPrEx>
         <w:tc>
           <w:tcPr>
             <w:tcW w:w="900" w:type="dxa"/>
@@ -10514,12 +9492,6 @@
         </w:tc>
       </w:tr>
       <w:tr>
-        <w:tblPrEx>
-          <w:tblCellMar>
-            <w:top w:w="0" w:type="dxa"/>
-            <w:bottom w:w="0" w:type="dxa"/>
-          </w:tblCellMar>
-        </w:tblPrEx>
         <w:tc>
           <w:tcPr>
             <w:tcW w:w="900" w:type="dxa"/>
@@ -10585,12 +9557,6 @@
         </w:tc>
       </w:tr>
       <w:tr>
-        <w:tblPrEx>
-          <w:tblCellMar>
-            <w:top w:w="0" w:type="dxa"/>
-            <w:bottom w:w="0" w:type="dxa"/>
-          </w:tblCellMar>
-        </w:tblPrEx>
         <w:tc>
           <w:tcPr>
             <w:tcW w:w="900" w:type="dxa"/>
@@ -10653,12 +9619,6 @@
         </w:tc>
       </w:tr>
       <w:tr>
-        <w:tblPrEx>
-          <w:tblCellMar>
-            <w:top w:w="0" w:type="dxa"/>
-            <w:bottom w:w="0" w:type="dxa"/>
-          </w:tblCellMar>
-        </w:tblPrEx>
         <w:tc>
           <w:tcPr>
             <w:tcW w:w="900" w:type="dxa"/>
@@ -10724,12 +9684,6 @@
         </w:tc>
       </w:tr>
       <w:tr>
-        <w:tblPrEx>
-          <w:tblCellMar>
-            <w:top w:w="0" w:type="dxa"/>
-            <w:bottom w:w="0" w:type="dxa"/>
-          </w:tblCellMar>
-        </w:tblPrEx>
         <w:tc>
           <w:tcPr>
             <w:tcW w:w="900" w:type="dxa"/>
@@ -10792,12 +9746,6 @@
         </w:tc>
       </w:tr>
       <w:tr>
-        <w:tblPrEx>
-          <w:tblCellMar>
-            <w:top w:w="0" w:type="dxa"/>
-            <w:bottom w:w="0" w:type="dxa"/>
-          </w:tblCellMar>
-        </w:tblPrEx>
         <w:tc>
           <w:tcPr>
             <w:tcW w:w="900" w:type="dxa"/>
@@ -10863,12 +9811,6 @@
         </w:tc>
       </w:tr>
       <w:tr>
-        <w:tblPrEx>
-          <w:tblCellMar>
-            <w:top w:w="0" w:type="dxa"/>
-            <w:bottom w:w="0" w:type="dxa"/>
-          </w:tblCellMar>
-        </w:tblPrEx>
         <w:tc>
           <w:tcPr>
             <w:tcW w:w="900" w:type="dxa"/>
@@ -10978,12 +9920,6 @@
         <w:gridCol w:w="3985"/>
       </w:tblGrid>
       <w:tr>
-        <w:tblPrEx>
-          <w:tblCellMar>
-            <w:top w:w="0" w:type="dxa"/>
-            <w:bottom w:w="0" w:type="dxa"/>
-          </w:tblCellMar>
-        </w:tblPrEx>
         <w:trPr>
           <w:tblHeader/>
         </w:trPr>
@@ -11109,12 +10045,6 @@
         </w:tc>
       </w:tr>
       <w:tr>
-        <w:tblPrEx>
-          <w:tblCellMar>
-            <w:top w:w="0" w:type="dxa"/>
-            <w:bottom w:w="0" w:type="dxa"/>
-          </w:tblCellMar>
-        </w:tblPrEx>
         <w:tc>
           <w:tcPr>
             <w:tcW w:w="800" w:type="dxa"/>
@@ -11223,7 +10153,6 @@
               <w:t xml:space="preserve">Root cause: </w:t>
             </w:r>
             <w:proofErr w:type="spellStart"/>
-            <w:proofErr w:type="gramStart"/>
             <w:r>
               <w:rPr>
                 <w:sz w:val="18"/>
@@ -11237,15 +10166,7 @@
                 <w:sz w:val="18"/>
                 <w:szCs w:val="18"/>
               </w:rPr>
-              <w:t>(</w:t>
-            </w:r>
-            <w:proofErr w:type="gramEnd"/>
-            <w:r>
-              <w:rPr>
-                <w:sz w:val="18"/>
-                <w:szCs w:val="18"/>
-              </w:rPr>
-              <w:t xml:space="preserve">) returned an empty array, and downstream regression/scale code divided by </w:t>
+              <w:t xml:space="preserve">() returned an empty array, and downstream regression/scale code divided by </w:t>
             </w:r>
             <w:r>
               <w:rPr>
@@ -11259,12 +10180,6 @@
         </w:tc>
       </w:tr>
       <w:tr>
-        <w:tblPrEx>
-          <w:tblCellMar>
-            <w:top w:w="0" w:type="dxa"/>
-            <w:bottom w:w="0" w:type="dxa"/>
-          </w:tblCellMar>
-        </w:tblPrEx>
         <w:tc>
           <w:tcPr>
             <w:tcW w:w="800" w:type="dxa"/>
@@ -11362,23 +10277,7 @@
                 <w:sz w:val="18"/>
                 <w:szCs w:val="18"/>
               </w:rPr>
-              <w:t xml:space="preserve">) was not cleared when </w:t>
-            </w:r>
-            <w:proofErr w:type="gramStart"/>
-            <w:r>
-              <w:rPr>
-                <w:sz w:val="18"/>
-                <w:szCs w:val="18"/>
-              </w:rPr>
-              <w:t>a filter</w:t>
-            </w:r>
-            <w:proofErr w:type="gramEnd"/>
-            <w:r>
-              <w:rPr>
-                <w:sz w:val="18"/>
-                <w:szCs w:val="18"/>
-              </w:rPr>
-              <w:t xml:space="preserve"> dropdown changed, leaving a stale highlight referencing out-of-range data.</w:t>
+              <w:t>) was not cleared when a filter dropdown changed, leaving a stale highlight referencing out-of-range data.</w:t>
             </w:r>
           </w:p>
         </w:tc>
@@ -11399,23 +10298,7 @@
                 <w:sz w:val="18"/>
                 <w:szCs w:val="18"/>
               </w:rPr>
-              <w:t xml:space="preserve">Root cause: filter change handlers updated state and called </w:t>
-            </w:r>
-            <w:proofErr w:type="gramStart"/>
-            <w:r>
-              <w:rPr>
-                <w:sz w:val="18"/>
-                <w:szCs w:val="18"/>
-              </w:rPr>
-              <w:t>draw(</w:t>
-            </w:r>
-            <w:proofErr w:type="gramEnd"/>
-            <w:r>
-              <w:rPr>
-                <w:sz w:val="18"/>
-                <w:szCs w:val="18"/>
-              </w:rPr>
-              <w:t xml:space="preserve">) but did not reset </w:t>
+              <w:t xml:space="preserve">Root cause: filter change handlers updated state and called draw() but did not reset </w:t>
             </w:r>
             <w:proofErr w:type="spellStart"/>
             <w:r>
@@ -11449,32 +10332,17 @@
               </w:rPr>
               <w:t xml:space="preserve"> = null before calling </w:t>
             </w:r>
-            <w:proofErr w:type="gramStart"/>
-            <w:r>
-              <w:rPr>
-                <w:sz w:val="18"/>
-                <w:szCs w:val="18"/>
-              </w:rPr>
-              <w:t>draw(</w:t>
-            </w:r>
-            <w:proofErr w:type="gramEnd"/>
-            <w:r>
-              <w:rPr>
-                <w:sz w:val="18"/>
-                <w:szCs w:val="18"/>
-              </w:rPr>
-              <w:t>). Status: Fixed &amp; retested.</w:t>
+            <w:r>
+              <w:rPr>
+                <w:sz w:val="18"/>
+                <w:szCs w:val="18"/>
+              </w:rPr>
+              <w:t>draw(). Status: Fixed &amp; retested.</w:t>
             </w:r>
           </w:p>
         </w:tc>
       </w:tr>
       <w:tr>
-        <w:tblPrEx>
-          <w:tblCellMar>
-            <w:top w:w="0" w:type="dxa"/>
-            <w:bottom w:w="0" w:type="dxa"/>
-          </w:tblCellMar>
-        </w:tblPrEx>
         <w:tc>
           <w:tcPr>
             <w:tcW w:w="800" w:type="dxa"/>
@@ -11574,7 +10442,6 @@
               <w:t xml:space="preserve">Root cause: </w:t>
             </w:r>
             <w:proofErr w:type="spellStart"/>
-            <w:proofErr w:type="gramStart"/>
             <w:r>
               <w:rPr>
                 <w:sz w:val="18"/>
@@ -11588,15 +10455,7 @@
                 <w:sz w:val="18"/>
                 <w:szCs w:val="18"/>
               </w:rPr>
-              <w:t>(</w:t>
-            </w:r>
-            <w:proofErr w:type="gramEnd"/>
-            <w:r>
-              <w:rPr>
-                <w:sz w:val="18"/>
-                <w:szCs w:val="18"/>
-              </w:rPr>
-              <w:t xml:space="preserve">)'s horizontal-flip check ran, but the vertical clamp used the wrong bounding box on first paint. Fix: re-measure the tooltip's bounding </w:t>
+              <w:t xml:space="preserve">()'s horizontal-flip check ran, but the vertical clamp used the wrong bounding box on first paint. Fix: re-measure the tooltip's bounding </w:t>
             </w:r>
             <w:proofErr w:type="spellStart"/>
             <w:r>
@@ -11618,12 +10477,6 @@
         </w:tc>
       </w:tr>
       <w:tr>
-        <w:tblPrEx>
-          <w:tblCellMar>
-            <w:top w:w="0" w:type="dxa"/>
-            <w:bottom w:w="0" w:type="dxa"/>
-          </w:tblCellMar>
-        </w:tblPrEx>
         <w:tc>
           <w:tcPr>
             <w:tcW w:w="800" w:type="dxa"/>
@@ -11725,23 +10578,7 @@
                 <w:sz w:val="18"/>
                 <w:szCs w:val="18"/>
               </w:rPr>
-              <w:t>Root cause</w:t>
-            </w:r>
-            <w:proofErr w:type="gramStart"/>
-            <w:r>
-              <w:rPr>
-                <w:sz w:val="18"/>
-                <w:szCs w:val="18"/>
-              </w:rPr>
-              <w:t>: .bar</w:t>
-            </w:r>
-            <w:proofErr w:type="gramEnd"/>
-            <w:r>
-              <w:rPr>
-                <w:sz w:val="18"/>
-                <w:szCs w:val="18"/>
-              </w:rPr>
-              <w:t xml:space="preserve"> used flex-wrap: </w:t>
+              <w:t xml:space="preserve">Root cause: .bar used flex-wrap: </w:t>
             </w:r>
             <w:proofErr w:type="spellStart"/>
             <w:r>
@@ -11757,66 +10594,12 @@
                 <w:sz w:val="18"/>
                 <w:szCs w:val="18"/>
               </w:rPr>
-              <w:t xml:space="preserve"> with fixed-width children</w:t>
-            </w:r>
-            <w:proofErr w:type="gramStart"/>
-            <w:r>
-              <w:rPr>
-                <w:sz w:val="18"/>
-                <w:szCs w:val="18"/>
-              </w:rPr>
-              <w:t>; .theme</w:t>
-            </w:r>
-            <w:proofErr w:type="gramEnd"/>
-            <w:r>
-              <w:rPr>
-                <w:sz w:val="18"/>
-                <w:szCs w:val="18"/>
-              </w:rPr>
-              <w:t xml:space="preserve">-toggle's fixed offset didn't account for tightened 480px footer padding. Fix: added flex-wrap: wrap and reduced field min-widths </w:t>
-            </w:r>
-            <w:proofErr w:type="gramStart"/>
-            <w:r>
-              <w:rPr>
-                <w:sz w:val="18"/>
-                <w:szCs w:val="18"/>
-              </w:rPr>
-              <w:t>for .bar</w:t>
-            </w:r>
-            <w:proofErr w:type="gramEnd"/>
-            <w:r>
-              <w:rPr>
-                <w:sz w:val="18"/>
-                <w:szCs w:val="18"/>
-              </w:rPr>
-              <w:t xml:space="preserve">; confirmed the existing 480px rule </w:t>
-            </w:r>
-            <w:proofErr w:type="gramStart"/>
-            <w:r>
-              <w:rPr>
-                <w:sz w:val="18"/>
-                <w:szCs w:val="18"/>
-              </w:rPr>
-              <w:t>shrinking .theme</w:t>
-            </w:r>
-            <w:proofErr w:type="gramEnd"/>
-            <w:r>
-              <w:rPr>
-                <w:sz w:val="18"/>
-                <w:szCs w:val="18"/>
-              </w:rPr>
-              <w:t>-toggle resolves the footer overlap once combined with the bar fix. Status: Fixed &amp; retested.</w:t>
+              <w:t xml:space="preserve"> with fixed-width children; .theme-toggle's fixed offset didn't account for tightened 480px footer padding. Fix: added flex-wrap: wrap and reduced field min-widths for .bar; confirmed the existing 480px rule shrinking .theme-toggle resolves the footer overlap once combined with the bar fix. Status: Fixed &amp; retested.</w:t>
             </w:r>
           </w:p>
         </w:tc>
       </w:tr>
       <w:tr>
-        <w:tblPrEx>
-          <w:tblCellMar>
-            <w:top w:w="0" w:type="dxa"/>
-            <w:bottom w:w="0" w:type="dxa"/>
-          </w:tblCellMar>
-        </w:tblPrEx>
         <w:tc>
           <w:tcPr>
             <w:tcW w:w="800" w:type="dxa"/>
@@ -11913,50 +10696,12 @@
                 <w:sz w:val="18"/>
                 <w:szCs w:val="18"/>
               </w:rPr>
-              <w:t xml:space="preserve">Root cause: #sizekey was drawn once on load and never redrawn on </w:t>
-            </w:r>
-            <w:proofErr w:type="gramStart"/>
-            <w:r>
-              <w:rPr>
-                <w:sz w:val="18"/>
-                <w:szCs w:val="18"/>
-              </w:rPr>
-              <w:t>draw(</w:t>
-            </w:r>
-            <w:proofErr w:type="gramEnd"/>
-            <w:r>
-              <w:rPr>
-                <w:sz w:val="18"/>
-                <w:szCs w:val="18"/>
-              </w:rPr>
-              <w:t xml:space="preserve">). Fix: moved size-key rendering into the main </w:t>
-            </w:r>
-            <w:proofErr w:type="gramStart"/>
-            <w:r>
-              <w:rPr>
-                <w:sz w:val="18"/>
-                <w:szCs w:val="18"/>
-              </w:rPr>
-              <w:t>draw(</w:t>
-            </w:r>
-            <w:proofErr w:type="gramEnd"/>
-            <w:r>
-              <w:rPr>
-                <w:sz w:val="18"/>
-                <w:szCs w:val="18"/>
-              </w:rPr>
-              <w:t>) cycle so it recomputes with the current filtered max. Status: Fixed &amp; retested.</w:t>
+              <w:t>Root cause: #sizekey was drawn once on load and never redrawn on draw(). Fix: moved size-key rendering into the main draw() cycle so it recomputes with the current filtered max. Status: Fixed &amp; retested.</w:t>
             </w:r>
           </w:p>
         </w:tc>
       </w:tr>
       <w:tr>
-        <w:tblPrEx>
-          <w:tblCellMar>
-            <w:top w:w="0" w:type="dxa"/>
-            <w:bottom w:w="0" w:type="dxa"/>
-          </w:tblCellMar>
-        </w:tblPrEx>
         <w:tc>
           <w:tcPr>
             <w:tcW w:w="800" w:type="dxa"/>
@@ -12058,34 +10803,12 @@
                 <w:sz w:val="18"/>
                 <w:szCs w:val="18"/>
               </w:rPr>
-              <w:t xml:space="preserve">Root cause: tie-break logic did not define a secondary </w:t>
-            </w:r>
-            <w:proofErr w:type="gramStart"/>
-            <w:r>
-              <w:rPr>
-                <w:sz w:val="18"/>
-                <w:szCs w:val="18"/>
-              </w:rPr>
-              <w:t>sort</w:t>
-            </w:r>
-            <w:proofErr w:type="gramEnd"/>
-            <w:r>
-              <w:rPr>
-                <w:sz w:val="18"/>
-                <w:szCs w:val="18"/>
-              </w:rPr>
-              <w:t xml:space="preserve"> key. Fix: added an explicit secondary sort (earliest hour wins ties). Status: Fixed &amp; retested.</w:t>
+              <w:t>Root cause: tie-break logic did not define a secondary sort key. Fix: added an explicit secondary sort (earliest hour wins ties). Status: Fixed &amp; retested.</w:t>
             </w:r>
           </w:p>
         </w:tc>
       </w:tr>
       <w:tr>
-        <w:tblPrEx>
-          <w:tblCellMar>
-            <w:top w:w="0" w:type="dxa"/>
-            <w:bottom w:w="0" w:type="dxa"/>
-          </w:tblCellMar>
-        </w:tblPrEx>
         <w:tc>
           <w:tcPr>
             <w:tcW w:w="800" w:type="dxa"/>
@@ -12182,23 +10905,7 @@
                 <w:sz w:val="18"/>
                 <w:szCs w:val="18"/>
               </w:rPr>
-              <w:t xml:space="preserve">Root </w:t>
-            </w:r>
-            <w:proofErr w:type="gramStart"/>
-            <w:r>
-              <w:rPr>
-                <w:sz w:val="18"/>
-                <w:szCs w:val="18"/>
-              </w:rPr>
-              <w:t>cause: #</w:t>
-            </w:r>
-            <w:proofErr w:type="gramEnd"/>
-            <w:r>
-              <w:rPr>
-                <w:sz w:val="18"/>
-                <w:szCs w:val="18"/>
-              </w:rPr>
-              <w:t xml:space="preserve">reset click handler cleared state and </w:t>
+              <w:t xml:space="preserve">Root cause: #reset click handler cleared state and </w:t>
             </w:r>
             <w:proofErr w:type="spellStart"/>
             <w:r>
@@ -12217,7 +10924,6 @@
               <w:t xml:space="preserve"> but not the hidden Set. Fix: added </w:t>
             </w:r>
             <w:proofErr w:type="spellStart"/>
-            <w:proofErr w:type="gramStart"/>
             <w:r>
               <w:rPr>
                 <w:sz w:val="18"/>
@@ -12226,7 +10932,6 @@
               <w:t>hidden.clear</w:t>
             </w:r>
             <w:proofErr w:type="spellEnd"/>
-            <w:proofErr w:type="gramEnd"/>
             <w:r>
               <w:rPr>
                 <w:sz w:val="18"/>
@@ -12238,12 +10943,6 @@
         </w:tc>
       </w:tr>
       <w:tr>
-        <w:tblPrEx>
-          <w:tblCellMar>
-            <w:top w:w="0" w:type="dxa"/>
-            <w:bottom w:w="0" w:type="dxa"/>
-          </w:tblCellMar>
-        </w:tblPrEx>
         <w:tc>
           <w:tcPr>
             <w:tcW w:w="800" w:type="dxa"/>
@@ -12348,7 +11047,6 @@
               <w:t xml:space="preserve">Root cause: </w:t>
             </w:r>
             <w:proofErr w:type="spellStart"/>
-            <w:proofErr w:type="gramStart"/>
             <w:r>
               <w:rPr>
                 <w:sz w:val="18"/>
@@ -12362,15 +11060,7 @@
                 <w:sz w:val="18"/>
                 <w:szCs w:val="18"/>
               </w:rPr>
-              <w:t>(</w:t>
-            </w:r>
-            <w:proofErr w:type="gramEnd"/>
-            <w:r>
-              <w:rPr>
-                <w:sz w:val="18"/>
-                <w:szCs w:val="18"/>
-              </w:rPr>
-              <w:t xml:space="preserve">) reads </w:t>
+              <w:t xml:space="preserve">() reads </w:t>
             </w:r>
             <w:proofErr w:type="spellStart"/>
             <w:r>
@@ -12386,23 +11076,7 @@
                 <w:sz w:val="18"/>
                 <w:szCs w:val="18"/>
               </w:rPr>
-              <w:t xml:space="preserve"> synchronously, but script.js loads as a non-blocking script, so first paint could occur before data-theme="light" was applied. Fix/</w:t>
-            </w:r>
-            <w:proofErr w:type="gramStart"/>
-            <w:r>
-              <w:rPr>
-                <w:sz w:val="18"/>
-                <w:szCs w:val="18"/>
-              </w:rPr>
-              <w:t>finding:</w:t>
-            </w:r>
-            <w:proofErr w:type="gramEnd"/>
-            <w:r>
-              <w:rPr>
-                <w:sz w:val="18"/>
-                <w:szCs w:val="18"/>
-              </w:rPr>
-              <w:t xml:space="preserve"> flash confirmed imperceptible (&lt;50ms); recommendation logged to move theme </w:t>
+              <w:t xml:space="preserve"> synchronously, but script.js loads as a non-blocking script, so first paint could occur before data-theme="light" was applied. Fix/finding: flash confirmed imperceptible (&lt;50ms); recommendation logged to move theme </w:t>
             </w:r>
             <w:proofErr w:type="spellStart"/>
             <w:r>
@@ -12424,12 +11098,6 @@
         </w:tc>
       </w:tr>
       <w:tr>
-        <w:tblPrEx>
-          <w:tblCellMar>
-            <w:top w:w="0" w:type="dxa"/>
-            <w:bottom w:w="0" w:type="dxa"/>
-          </w:tblCellMar>
-        </w:tblPrEx>
         <w:tc>
           <w:tcPr>
             <w:tcW w:w="800" w:type="dxa"/>
@@ -12526,23 +11194,7 @@
                 <w:sz w:val="18"/>
                 <w:szCs w:val="18"/>
               </w:rPr>
-              <w:t xml:space="preserve">Root cause: footer padding (44px 0 60px) didn't reserve enough clearance for the 46px button at the tightened 480px </w:t>
-            </w:r>
-            <w:proofErr w:type="gramStart"/>
-            <w:r>
-              <w:rPr>
-                <w:sz w:val="18"/>
-                <w:szCs w:val="18"/>
-              </w:rPr>
-              <w:t>inset</w:t>
-            </w:r>
-            <w:proofErr w:type="gramEnd"/>
-            <w:r>
-              <w:rPr>
-                <w:sz w:val="18"/>
-                <w:szCs w:val="18"/>
-              </w:rPr>
-              <w:t>. Fix: verified existing 480px rule (46px/14px inset) plus BL-04's bar fix together resolve the overlap. Status: Fixed &amp; retested.</w:t>
+              <w:t>Root cause: footer padding (44px 0 60px) didn't reserve enough clearance for the 46px button at the tightened 480px inset. Fix: verified existing 480px rule (46px/14px inset) plus BL-04's bar fix together resolve the overlap. Status: Fixed &amp; retested.</w:t>
             </w:r>
           </w:p>
         </w:tc>
@@ -12642,7 +11294,10 @@
         <w:t xml:space="preserve">Status: </w:t>
       </w:r>
       <w:r>
-        <w:t>✅ Complete — ready for stakeholder sign-off</w:t>
+        <w:t>✅</w:t>
+      </w:r>
+      <w:r>
+        <w:t xml:space="preserve"> Complete — ready for stakeholder sign-off</w:t>
       </w:r>
     </w:p>
     <w:sectPr>
